--- a/docx/Parts/Part42.docx
+++ b/docx/Parts/Part42.docx
@@ -2467,7 +2467,7 @@
         <w:rPr>
           <w:color w:val="0000FF"/>
         </w:rPr>
-        <w:instrText xml:space="preserve"> REF _Numd19e6027 \h </w:instrText>
+        <w:instrText xml:space="preserve"> REF _Numd19e6022 \h </w:instrText>
       </w:r>
       <w:r>
         <w:fldChar w:fldCharType="separate"/>
@@ -2513,7 +2513,7 @@
         <w:rPr>
           <w:color w:val="0000FF"/>
         </w:rPr>
-        <w:instrText xml:space="preserve"> REF _Numd19e6098 \h </w:instrText>
+        <w:instrText xml:space="preserve"> REF _Numd19e6093 \h </w:instrText>
       </w:r>
       <w:r>
         <w:fldChar w:fldCharType="separate"/>
@@ -2559,7 +2559,7 @@
         <w:rPr>
           <w:color w:val="0000FF"/>
         </w:rPr>
-        <w:instrText xml:space="preserve"> REF _Numd19e6189 \h </w:instrText>
+        <w:instrText xml:space="preserve"> REF _Numd19e6184 \h </w:instrText>
       </w:r>
       <w:r>
         <w:fldChar w:fldCharType="separate"/>
@@ -2605,7 +2605,7 @@
         <w:rPr>
           <w:color w:val="0000FF"/>
         </w:rPr>
-        <w:instrText xml:space="preserve"> REF _Numd19e6280 \h </w:instrText>
+        <w:instrText xml:space="preserve"> REF _Numd19e6275 \h </w:instrText>
       </w:r>
       <w:r>
         <w:fldChar w:fldCharType="separate"/>
@@ -2651,7 +2651,7 @@
         <w:rPr>
           <w:color w:val="0000FF"/>
         </w:rPr>
-        <w:instrText xml:space="preserve"> REF _Numd19e6333 \h </w:instrText>
+        <w:instrText xml:space="preserve"> REF _Numd19e6328 \h </w:instrText>
       </w:r>
       <w:r>
         <w:fldChar w:fldCharType="separate"/>
@@ -2697,7 +2697,7 @@
         <w:rPr>
           <w:color w:val="0000FF"/>
         </w:rPr>
-        <w:instrText xml:space="preserve"> REF _Numd19e6407 \h </w:instrText>
+        <w:instrText xml:space="preserve"> REF _Numd19e6402 \h </w:instrText>
       </w:r>
       <w:r>
         <w:fldChar w:fldCharType="separate"/>
@@ -2743,7 +2743,7 @@
         <w:rPr>
           <w:color w:val="0000FF"/>
         </w:rPr>
-        <w:instrText xml:space="preserve"> REF _Numd19e6449 \h </w:instrText>
+        <w:instrText xml:space="preserve"> REF _Numd19e6439 \h </w:instrText>
       </w:r>
       <w:r>
         <w:fldChar w:fldCharType="separate"/>
@@ -2789,7 +2789,7 @@
         <w:rPr>
           <w:color w:val="0000FF"/>
         </w:rPr>
-        <w:instrText xml:space="preserve"> REF _Numd19e6462 \h </w:instrText>
+        <w:instrText xml:space="preserve"> REF _Numd19e6452 \h </w:instrText>
       </w:r>
       <w:r>
         <w:fldChar w:fldCharType="separate"/>
@@ -2835,7 +2835,7 @@
         <w:rPr>
           <w:color w:val="0000FF"/>
         </w:rPr>
-        <w:instrText xml:space="preserve"> REF _Numd19e6497 \h </w:instrText>
+        <w:instrText xml:space="preserve"> REF _Numd19e6487 \h </w:instrText>
       </w:r>
       <w:r>
         <w:fldChar w:fldCharType="separate"/>
@@ -2881,7 +2881,7 @@
         <w:rPr>
           <w:color w:val="0000FF"/>
         </w:rPr>
-        <w:instrText xml:space="preserve"> REF _Numd19e6622 \h </w:instrText>
+        <w:instrText xml:space="preserve"> REF _Numd19e6612 \h </w:instrText>
       </w:r>
       <w:r>
         <w:fldChar w:fldCharType="separate"/>
@@ -2927,7 +2927,7 @@
         <w:rPr>
           <w:color w:val="0000FF"/>
         </w:rPr>
-        <w:instrText xml:space="preserve"> REF _Numd19e6645 \h </w:instrText>
+        <w:instrText xml:space="preserve"> REF _Numd19e6635 \h </w:instrText>
       </w:r>
       <w:r>
         <w:fldChar w:fldCharType="separate"/>
@@ -2973,7 +2973,7 @@
         <w:rPr>
           <w:color w:val="0000FF"/>
         </w:rPr>
-        <w:instrText xml:space="preserve"> REF _Numd19e6729 \h </w:instrText>
+        <w:instrText xml:space="preserve"> REF _Numd19e6719 \h </w:instrText>
       </w:r>
       <w:r>
         <w:fldChar w:fldCharType="separate"/>
@@ -3019,7 +3019,7 @@
         <w:rPr>
           <w:color w:val="0000FF"/>
         </w:rPr>
-        <w:instrText xml:space="preserve"> REF _Numd19e6742 \h </w:instrText>
+        <w:instrText xml:space="preserve"> REF _Numd19e6732 \h </w:instrText>
       </w:r>
       <w:r>
         <w:fldChar w:fldCharType="separate"/>
@@ -3065,7 +3065,7 @@
         <w:rPr>
           <w:color w:val="0000FF"/>
         </w:rPr>
-        <w:instrText xml:space="preserve"> REF _Numd19e6761 \h </w:instrText>
+        <w:instrText xml:space="preserve"> REF _Numd19e6751 \h </w:instrText>
       </w:r>
       <w:r>
         <w:fldChar w:fldCharType="separate"/>
@@ -3111,7 +3111,7 @@
         <w:rPr>
           <w:color w:val="0000FF"/>
         </w:rPr>
-        <w:instrText xml:space="preserve"> REF _Numd19e6779 \h </w:instrText>
+        <w:instrText xml:space="preserve"> REF _Numd19e6769 \h </w:instrText>
       </w:r>
       <w:r>
         <w:fldChar w:fldCharType="separate"/>
@@ -3157,7 +3157,7 @@
         <w:rPr>
           <w:color w:val="0000FF"/>
         </w:rPr>
-        <w:instrText xml:space="preserve"> REF _Numd19e6845 \h </w:instrText>
+        <w:instrText xml:space="preserve"> REF _Numd19e6835 \h </w:instrText>
       </w:r>
       <w:r>
         <w:fldChar w:fldCharType="separate"/>
@@ -3203,7 +3203,7 @@
         <w:rPr>
           <w:color w:val="0000FF"/>
         </w:rPr>
-        <w:instrText xml:space="preserve"> REF _Numd19e6869 \h </w:instrText>
+        <w:instrText xml:space="preserve"> REF _Numd19e6859 \h </w:instrText>
       </w:r>
       <w:r>
         <w:fldChar w:fldCharType="separate"/>
@@ -3249,7 +3249,7 @@
         <w:rPr>
           <w:color w:val="0000FF"/>
         </w:rPr>
-        <w:instrText xml:space="preserve"> REF _Numd19e6885 \h </w:instrText>
+        <w:instrText xml:space="preserve"> REF _Numd19e6875 \h </w:instrText>
       </w:r>
       <w:r>
         <w:fldChar w:fldCharType="separate"/>
@@ -3295,7 +3295,7 @@
         <w:rPr>
           <w:color w:val="0000FF"/>
         </w:rPr>
-        <w:instrText xml:space="preserve"> REF _Numd19e6898 \h </w:instrText>
+        <w:instrText xml:space="preserve"> REF _Numd19e6888 \h </w:instrText>
       </w:r>
       <w:r>
         <w:fldChar w:fldCharType="separate"/>
@@ -3341,7 +3341,7 @@
         <w:rPr>
           <w:color w:val="0000FF"/>
         </w:rPr>
-        <w:instrText xml:space="preserve"> REF _Numd19e6933 \h </w:instrText>
+        <w:instrText xml:space="preserve"> REF _Numd19e6923 \h </w:instrText>
       </w:r>
       <w:r>
         <w:fldChar w:fldCharType="separate"/>
@@ -3387,7 +3387,7 @@
         <w:rPr>
           <w:color w:val="0000FF"/>
         </w:rPr>
-        <w:instrText xml:space="preserve"> REF _Numd19e6959 \h </w:instrText>
+        <w:instrText xml:space="preserve"> REF _Numd19e6949 \h </w:instrText>
       </w:r>
       <w:r>
         <w:fldChar w:fldCharType="separate"/>
@@ -3433,7 +3433,7 @@
         <w:rPr>
           <w:color w:val="0000FF"/>
         </w:rPr>
-        <w:instrText xml:space="preserve"> REF _Numd19e6978 \h </w:instrText>
+        <w:instrText xml:space="preserve"> REF _Numd19e6968 \h </w:instrText>
       </w:r>
       <w:r>
         <w:fldChar w:fldCharType="separate"/>
@@ -3479,7 +3479,7 @@
         <w:rPr>
           <w:color w:val="0000FF"/>
         </w:rPr>
-        <w:instrText xml:space="preserve"> REF _Numd19e7112 \h </w:instrText>
+        <w:instrText xml:space="preserve"> REF _Numd19e7102 \h </w:instrText>
       </w:r>
       <w:r>
         <w:fldChar w:fldCharType="separate"/>
@@ -3525,7 +3525,7 @@
         <w:rPr>
           <w:color w:val="0000FF"/>
         </w:rPr>
-        <w:instrText xml:space="preserve"> REF _Numd19e7198 \h </w:instrText>
+        <w:instrText xml:space="preserve"> REF _Numd19e7188 \h </w:instrText>
       </w:r>
       <w:r>
         <w:fldChar w:fldCharType="separate"/>
@@ -3571,7 +3571,7 @@
         <w:rPr>
           <w:color w:val="0000FF"/>
         </w:rPr>
-        <w:instrText xml:space="preserve"> REF _Numd19e7264 \h </w:instrText>
+        <w:instrText xml:space="preserve"> REF _Numd19e7254 \h </w:instrText>
       </w:r>
       <w:r>
         <w:fldChar w:fldCharType="separate"/>
@@ -3617,7 +3617,7 @@
         <w:rPr>
           <w:color w:val="0000FF"/>
         </w:rPr>
-        <w:instrText xml:space="preserve"> REF _Numd19e7310 \h </w:instrText>
+        <w:instrText xml:space="preserve"> REF _Numd19e7300 \h </w:instrText>
       </w:r>
       <w:r>
         <w:fldChar w:fldCharType="separate"/>
@@ -3663,7 +3663,7 @@
         <w:rPr>
           <w:color w:val="0000FF"/>
         </w:rPr>
-        <w:instrText xml:space="preserve"> REF _Numd19e7323 \h </w:instrText>
+        <w:instrText xml:space="preserve"> REF _Numd19e7313 \h </w:instrText>
       </w:r>
       <w:r>
         <w:fldChar w:fldCharType="separate"/>
@@ -3709,7 +3709,7 @@
         <w:rPr>
           <w:color w:val="0000FF"/>
         </w:rPr>
-        <w:instrText xml:space="preserve"> REF _Numd19e7365 \h </w:instrText>
+        <w:instrText xml:space="preserve"> REF _Numd19e7355 \h </w:instrText>
       </w:r>
       <w:r>
         <w:fldChar w:fldCharType="separate"/>
@@ -3755,7 +3755,7 @@
         <w:rPr>
           <w:color w:val="0000FF"/>
         </w:rPr>
-        <w:instrText xml:space="preserve"> REF _Numd19e7379 \h </w:instrText>
+        <w:instrText xml:space="preserve"> REF _Numd19e7369 \h </w:instrText>
       </w:r>
       <w:r>
         <w:fldChar w:fldCharType="separate"/>
@@ -3801,7 +3801,7 @@
         <w:rPr>
           <w:color w:val="0000FF"/>
         </w:rPr>
-        <w:instrText xml:space="preserve"> REF _Numd19e7461 \h </w:instrText>
+        <w:instrText xml:space="preserve"> REF _Numd19e7451 \h </w:instrText>
       </w:r>
       <w:r>
         <w:fldChar w:fldCharType="separate"/>
@@ -3847,7 +3847,7 @@
         <w:rPr>
           <w:color w:val="0000FF"/>
         </w:rPr>
-        <w:instrText xml:space="preserve"> REF _Numd19e7671 \h </w:instrText>
+        <w:instrText xml:space="preserve"> REF _Numd19e7661 \h </w:instrText>
       </w:r>
       <w:r>
         <w:fldChar w:fldCharType="separate"/>
@@ -3893,7 +3893,7 @@
         <w:rPr>
           <w:color w:val="0000FF"/>
         </w:rPr>
-        <w:instrText xml:space="preserve"> REF _Numd19e8122 \h </w:instrText>
+        <w:instrText xml:space="preserve"> REF _Numd19e8112 \h </w:instrText>
       </w:r>
       <w:r>
         <w:fldChar w:fldCharType="separate"/>
@@ -3939,7 +3939,7 @@
         <w:rPr>
           <w:color w:val="0000FF"/>
         </w:rPr>
-        <w:instrText xml:space="preserve"> REF _Numd19e8257 \h </w:instrText>
+        <w:instrText xml:space="preserve"> REF _Numd19e8247 \h </w:instrText>
       </w:r>
       <w:r>
         <w:fldChar w:fldCharType="separate"/>
@@ -3985,7 +3985,7 @@
         <w:rPr>
           <w:color w:val="0000FF"/>
         </w:rPr>
-        <w:instrText xml:space="preserve"> REF _Numd19e8270 \h </w:instrText>
+        <w:instrText xml:space="preserve"> REF _Numd19e8260 \h </w:instrText>
       </w:r>
       <w:r>
         <w:fldChar w:fldCharType="separate"/>
@@ -4031,7 +4031,7 @@
         <w:rPr>
           <w:color w:val="0000FF"/>
         </w:rPr>
-        <w:instrText xml:space="preserve"> REF _Numd19e8289 \h </w:instrText>
+        <w:instrText xml:space="preserve"> REF _Numd19e8279 \h </w:instrText>
       </w:r>
       <w:r>
         <w:fldChar w:fldCharType="separate"/>
@@ -4077,7 +4077,7 @@
         <w:rPr>
           <w:color w:val="0000FF"/>
         </w:rPr>
-        <w:instrText xml:space="preserve"> REF _Numd19e8307 \h </w:instrText>
+        <w:instrText xml:space="preserve"> REF _Numd19e8297 \h </w:instrText>
       </w:r>
       <w:r>
         <w:fldChar w:fldCharType="separate"/>
@@ -4123,7 +4123,7 @@
         <w:rPr>
           <w:color w:val="0000FF"/>
         </w:rPr>
-        <w:instrText xml:space="preserve"> REF _Numd19e8414 \h </w:instrText>
+        <w:instrText xml:space="preserve"> REF _Numd19e8404 \h </w:instrText>
       </w:r>
       <w:r>
         <w:fldChar w:fldCharType="separate"/>
@@ -4169,7 +4169,7 @@
         <w:rPr>
           <w:color w:val="0000FF"/>
         </w:rPr>
-        <w:instrText xml:space="preserve"> REF _Numd19e8467 \h </w:instrText>
+        <w:instrText xml:space="preserve"> REF _Numd19e8457 \h </w:instrText>
       </w:r>
       <w:r>
         <w:fldChar w:fldCharType="separate"/>
@@ -4215,7 +4215,7 @@
         <w:rPr>
           <w:color w:val="0000FF"/>
         </w:rPr>
-        <w:instrText xml:space="preserve"> REF _Numd19e8536 \h </w:instrText>
+        <w:instrText xml:space="preserve"> REF _Numd19e8526 \h </w:instrText>
       </w:r>
       <w:r>
         <w:fldChar w:fldCharType="separate"/>
@@ -4261,7 +4261,7 @@
         <w:rPr>
           <w:color w:val="0000FF"/>
         </w:rPr>
-        <w:instrText xml:space="preserve"> REF _Numd19e8552 \h </w:instrText>
+        <w:instrText xml:space="preserve"> REF _Numd19e8542 \h </w:instrText>
       </w:r>
       <w:r>
         <w:fldChar w:fldCharType="separate"/>
@@ -4307,7 +4307,7 @@
         <w:rPr>
           <w:color w:val="0000FF"/>
         </w:rPr>
-        <w:instrText xml:space="preserve"> REF _Numd19e8565 \h </w:instrText>
+        <w:instrText xml:space="preserve"> REF _Numd19e8555 \h </w:instrText>
       </w:r>
       <w:r>
         <w:fldChar w:fldCharType="separate"/>
@@ -4353,7 +4353,7 @@
         <w:rPr>
           <w:color w:val="0000FF"/>
         </w:rPr>
-        <w:instrText xml:space="preserve"> REF _Numd19e8588 \h </w:instrText>
+        <w:instrText xml:space="preserve"> REF _Numd19e8578 \h </w:instrText>
       </w:r>
       <w:r>
         <w:fldChar w:fldCharType="separate"/>
@@ -4399,7 +4399,7 @@
         <w:rPr>
           <w:color w:val="0000FF"/>
         </w:rPr>
-        <w:instrText xml:space="preserve"> REF _Numd19e8703 \h </w:instrText>
+        <w:instrText xml:space="preserve"> REF _Numd19e8693 \h </w:instrText>
       </w:r>
       <w:r>
         <w:fldChar w:fldCharType="separate"/>
@@ -4445,7 +4445,7 @@
         <w:rPr>
           <w:color w:val="0000FF"/>
         </w:rPr>
-        <w:instrText xml:space="preserve"> REF _Numd19e8909 \h </w:instrText>
+        <w:instrText xml:space="preserve"> REF _Numd19e8883 \h </w:instrText>
       </w:r>
       <w:r>
         <w:fldChar w:fldCharType="separate"/>
@@ -4491,7 +4491,7 @@
         <w:rPr>
           <w:color w:val="0000FF"/>
         </w:rPr>
-        <w:instrText xml:space="preserve"> REF _Numd19e9415 \h </w:instrText>
+        <w:instrText xml:space="preserve"> REF _Numd19e9523 \h </w:instrText>
       </w:r>
       <w:r>
         <w:fldChar w:fldCharType="separate"/>
@@ -4537,7 +4537,7 @@
         <w:rPr>
           <w:color w:val="0000FF"/>
         </w:rPr>
-        <w:instrText xml:space="preserve"> REF _Numd19e9443 \h </w:instrText>
+        <w:instrText xml:space="preserve"> REF _Numd19e9551 \h </w:instrText>
       </w:r>
       <w:r>
         <w:fldChar w:fldCharType="separate"/>
@@ -4583,7 +4583,7 @@
         <w:rPr>
           <w:color w:val="0000FF"/>
         </w:rPr>
-        <w:instrText xml:space="preserve"> REF _Numd19e9456 \h </w:instrText>
+        <w:instrText xml:space="preserve"> REF _Numd19e9564 \h </w:instrText>
       </w:r>
       <w:r>
         <w:fldChar w:fldCharType="separate"/>
@@ -4629,7 +4629,7 @@
         <w:rPr>
           <w:color w:val="0000FF"/>
         </w:rPr>
-        <w:instrText xml:space="preserve"> REF _Numd19e9479 \h </w:instrText>
+        <w:instrText xml:space="preserve"> REF _Numd19e9587 \h </w:instrText>
       </w:r>
       <w:r>
         <w:fldChar w:fldCharType="separate"/>
@@ -4675,7 +4675,7 @@
         <w:rPr>
           <w:color w:val="0000FF"/>
         </w:rPr>
-        <w:instrText xml:space="preserve"> REF _Numd19e9492 \h </w:instrText>
+        <w:instrText xml:space="preserve"> REF _Numd19e9600 \h </w:instrText>
       </w:r>
       <w:r>
         <w:fldChar w:fldCharType="separate"/>
@@ -6570,7 +6570,7 @@
         <w:rPr>
           <w:color w:val="0000FF"/>
         </w:rPr>
-        <w:instrText xml:space="preserve"> REF _Numd19e6449 \h </w:instrText>
+        <w:instrText xml:space="preserve"> REF _Numd19e6439 \h </w:instrText>
       </w:r>
       <w:r>
         <w:fldChar w:fldCharType="separate"/>
@@ -6622,7 +6622,7 @@
         <w:rPr>
           <w:color w:val="0000FF"/>
         </w:rPr>
-        <w:instrText xml:space="preserve"> REF _Numd19e6449 \h </w:instrText>
+        <w:instrText xml:space="preserve"> REF _Numd19e6439 \h </w:instrText>
       </w:r>
       <w:r>
         <w:fldChar w:fldCharType="separate"/>
@@ -7220,7 +7220,7 @@
         <w:rPr>
           <w:color w:val="0000FF"/>
         </w:rPr>
-        <w:instrText xml:space="preserve"> REF _Numd19e7310 \h </w:instrText>
+        <w:instrText xml:space="preserve"> REF _Numd19e7300 \h </w:instrText>
       </w:r>
       <w:r>
         <w:fldChar w:fldCharType="separate"/>
@@ -8128,7 +8128,7 @@
         <w:rPr>
           <w:color w:val="0000FF"/>
         </w:rPr>
-        <w:instrText xml:space="preserve"> REF _Numd19e7112 \h </w:instrText>
+        <w:instrText xml:space="preserve"> REF _Numd19e7102 \h </w:instrText>
       </w:r>
       <w:r>
         <w:fldChar w:fldCharType="separate"/>
@@ -8668,7 +8668,7 @@
         <w:rPr>
           <w:color w:val="0000FF"/>
         </w:rPr>
-        <w:instrText xml:space="preserve"> REF _Numd19e8552 \h </w:instrText>
+        <w:instrText xml:space="preserve"> REF _Numd19e8542 \h </w:instrText>
       </w:r>
       <w:r>
         <w:fldChar w:fldCharType="separate"/>
@@ -15469,13 +15469,7 @@
         <w:t>(b)</w:t>
       </w:r>
       <w:r>
-        <w:t xml:space="preserve"> This section applies to all contracts in excess of </w:t>
-      </w:r>
-      <w:r>
-        <w:t>$1 million</w:t>
-      </w:r>
-      <w:r>
-        <w:t>, except fixed-price contracts without cost incentives or any firm-fixed-price contracts for the purchase of commercial products or commercial services.</w:t>
+        <w:t xml:space="preserve"> This section applies to all contracts in excess of $1 million, except fixed-price contracts without cost incentives or any firm-fixed-price contracts for the purchase of commercial products or commercial services.</w:t>
       </w:r>
     </w:p>
     <!--Topic unique_55-->
@@ -15483,9 +15477,9 @@
       <w:pPr>
         <w:pStyle w:val="Heading4"/>
       </w:pPr>
-      <w:bookmarkStart w:id="338" w:name="_Numd19e6027"/>
-      <w:bookmarkStart w:id="339" w:name="_Refd19e6027"/>
-      <w:bookmarkStart w:id="340" w:name="_Tocd19e6027"/>
+      <w:bookmarkStart w:id="338" w:name="_Numd19e6022"/>
+      <w:bookmarkStart w:id="339" w:name="_Refd19e6022"/>
+      <w:bookmarkStart w:id="340" w:name="_Tocd19e6022"/>
       <w:r>
         <w:t/>
       </w:r>
@@ -15637,9 +15631,9 @@
       <w:pPr>
         <w:pStyle w:val="Heading4"/>
       </w:pPr>
-      <w:bookmarkStart w:id="341" w:name="_Numd19e6098"/>
-      <w:bookmarkStart w:id="342" w:name="_Refd19e6098"/>
-      <w:bookmarkStart w:id="343" w:name="_Tocd19e6098"/>
+      <w:bookmarkStart w:id="341" w:name="_Numd19e6093"/>
+      <w:bookmarkStart w:id="342" w:name="_Refd19e6093"/>
+      <w:bookmarkStart w:id="343" w:name="_Tocd19e6093"/>
       <w:r>
         <w:t/>
       </w:r>
@@ -15700,7 +15694,7 @@
         <w:rPr>
           <w:color w:val="0000FF"/>
         </w:rPr>
-        <w:instrText xml:space="preserve"> REF _Numd19e6027 \h </w:instrText>
+        <w:instrText xml:space="preserve"> REF _Numd19e6022 \h </w:instrText>
       </w:r>
       <w:r>
         <w:fldChar w:fldCharType="separate"/>
@@ -15752,7 +15746,7 @@
         <w:rPr>
           <w:color w:val="0000FF"/>
         </w:rPr>
-        <w:instrText xml:space="preserve"> REF _Numd19e6333 \h </w:instrText>
+        <w:instrText xml:space="preserve"> REF _Numd19e6328 \h </w:instrText>
       </w:r>
       <w:r>
         <w:fldChar w:fldCharType="separate"/>
@@ -15842,7 +15836,7 @@
         <w:rPr>
           <w:color w:val="0000FF"/>
         </w:rPr>
-        <w:instrText xml:space="preserve"> REF _Numd19e6027 \h </w:instrText>
+        <w:instrText xml:space="preserve"> REF _Numd19e6022 \h </w:instrText>
       </w:r>
       <w:r>
         <w:fldChar w:fldCharType="separate"/>
@@ -15909,9 +15903,9 @@
       <w:pPr>
         <w:pStyle w:val="Heading4"/>
       </w:pPr>
-      <w:bookmarkStart w:id="344" w:name="_Numd19e6189"/>
-      <w:bookmarkStart w:id="345" w:name="_Refd19e6189"/>
-      <w:bookmarkStart w:id="346" w:name="_Tocd19e6189"/>
+      <w:bookmarkStart w:id="344" w:name="_Numd19e6184"/>
+      <w:bookmarkStart w:id="345" w:name="_Refd19e6184"/>
+      <w:bookmarkStart w:id="346" w:name="_Tocd19e6184"/>
       <w:r>
         <w:t/>
       </w:r>
@@ -15942,7 +15936,7 @@
         <w:rPr>
           <w:color w:val="0000FF"/>
         </w:rPr>
-        <w:instrText xml:space="preserve"> REF _Numd19e6333 \h </w:instrText>
+        <w:instrText xml:space="preserve"> REF _Numd19e6328 \h </w:instrText>
       </w:r>
       <w:r>
         <w:fldChar w:fldCharType="separate"/>
@@ -15975,8 +15969,8 @@
           <w:numId w:val="218"/>
         </w:numPr>
       </w:pPr>
-      <w:bookmarkStart w:id="348" w:name="_Tocd19e6204"/>
-      <w:bookmarkStart w:id="347" w:name="_Refd19e6204"/>
+      <w:bookmarkStart w:id="348" w:name="_Tocd19e6199"/>
+      <w:bookmarkStart w:id="347" w:name="_Refd19e6199"/>
       <w:r>
         <w:t/>
       </w:r>
@@ -15996,7 +15990,7 @@
         <w:rPr>
           <w:color w:val="0000FF"/>
         </w:rPr>
-        <w:instrText xml:space="preserve"> REF _Numd19e6027 \h </w:instrText>
+        <w:instrText xml:space="preserve"> REF _Numd19e6022 \h </w:instrText>
       </w:r>
       <w:r>
         <w:fldChar w:fldCharType="separate"/>
@@ -16048,7 +16042,7 @@
         <w:rPr>
           <w:color w:val="0000FF"/>
         </w:rPr>
-        <w:instrText xml:space="preserve"> REF _Numd19e6027 \h </w:instrText>
+        <w:instrText xml:space="preserve"> REF _Numd19e6022 \h </w:instrText>
       </w:r>
       <w:r>
         <w:fldChar w:fldCharType="separate"/>
@@ -16081,8 +16075,8 @@
           <w:numId w:val="219"/>
         </w:numPr>
       </w:pPr>
-      <w:bookmarkStart w:id="350" w:name="_Tocd19e6227"/>
-      <w:bookmarkStart w:id="349" w:name="_Refd19e6227"/>
+      <w:bookmarkStart w:id="350" w:name="_Tocd19e6222"/>
+      <w:bookmarkStart w:id="349" w:name="_Refd19e6222"/>
       <w:r>
         <w:t/>
       </w:r>
@@ -16196,9 +16190,9 @@
       <w:pPr>
         <w:pStyle w:val="Heading4"/>
       </w:pPr>
-      <w:bookmarkStart w:id="351" w:name="_Numd19e6280"/>
-      <w:bookmarkStart w:id="352" w:name="_Refd19e6280"/>
-      <w:bookmarkStart w:id="353" w:name="_Tocd19e6280"/>
+      <w:bookmarkStart w:id="351" w:name="_Numd19e6275"/>
+      <w:bookmarkStart w:id="352" w:name="_Refd19e6275"/>
+      <w:bookmarkStart w:id="353" w:name="_Tocd19e6275"/>
       <w:r>
         <w:t/>
       </w:r>
@@ -16229,7 +16223,7 @@
         <w:rPr>
           <w:color w:val="0000FF"/>
         </w:rPr>
-        <w:instrText xml:space="preserve"> REF _Numd19e6027 \h </w:instrText>
+        <w:instrText xml:space="preserve"> REF _Numd19e6022 \h </w:instrText>
       </w:r>
       <w:r>
         <w:fldChar w:fldCharType="separate"/>
@@ -16262,8 +16256,8 @@
           <w:numId w:val="220"/>
         </w:numPr>
       </w:pPr>
-      <w:bookmarkStart w:id="355" w:name="_Tocd19e6295"/>
-      <w:bookmarkStart w:id="354" w:name="_Refd19e6295"/>
+      <w:bookmarkStart w:id="355" w:name="_Tocd19e6290"/>
+      <w:bookmarkStart w:id="354" w:name="_Refd19e6290"/>
       <w:r>
         <w:t/>
       </w:r>
@@ -16338,9 +16332,9 @@
       <w:pPr>
         <w:pStyle w:val="Heading4"/>
       </w:pPr>
-      <w:bookmarkStart w:id="356" w:name="_Numd19e6333"/>
-      <w:bookmarkStart w:id="357" w:name="_Refd19e6333"/>
-      <w:bookmarkStart w:id="358" w:name="_Tocd19e6333"/>
+      <w:bookmarkStart w:id="356" w:name="_Numd19e6328"/>
+      <w:bookmarkStart w:id="357" w:name="_Refd19e6328"/>
+      <w:bookmarkStart w:id="358" w:name="_Tocd19e6328"/>
       <w:r>
         <w:t/>
       </w:r>
@@ -16371,7 +16365,7 @@
         <w:rPr>
           <w:color w:val="0000FF"/>
         </w:rPr>
-        <w:instrText xml:space="preserve"> REF _Numd19e6027 \h </w:instrText>
+        <w:instrText xml:space="preserve"> REF _Numd19e6022 \h </w:instrText>
       </w:r>
       <w:r>
         <w:fldChar w:fldCharType="separate"/>
@@ -16404,8 +16398,8 @@
           <w:numId w:val="221"/>
         </w:numPr>
       </w:pPr>
-      <w:bookmarkStart w:id="360" w:name="_Tocd19e6348"/>
-      <w:bookmarkStart w:id="359" w:name="_Refd19e6348"/>
+      <w:bookmarkStart w:id="360" w:name="_Tocd19e6343"/>
+      <w:bookmarkStart w:id="359" w:name="_Refd19e6343"/>
       <w:r>
         <w:t/>
       </w:r>
@@ -16505,8 +16499,8 @@
           <w:numId w:val="222"/>
         </w:numPr>
       </w:pPr>
-      <w:bookmarkStart w:id="362" w:name="_Tocd19e6377"/>
-      <w:bookmarkStart w:id="361" w:name="_Refd19e6377"/>
+      <w:bookmarkStart w:id="362" w:name="_Tocd19e6372"/>
+      <w:bookmarkStart w:id="361" w:name="_Refd19e6372"/>
       <w:r>
         <w:t/>
       </w:r>
@@ -16563,9 +16557,9 @@
       <w:pPr>
         <w:pStyle w:val="Heading4"/>
       </w:pPr>
-      <w:bookmarkStart w:id="363" w:name="_Numd19e6407"/>
-      <w:bookmarkStart w:id="364" w:name="_Refd19e6407"/>
-      <w:bookmarkStart w:id="365" w:name="_Tocd19e6407"/>
+      <w:bookmarkStart w:id="363" w:name="_Numd19e6402"/>
+      <w:bookmarkStart w:id="364" w:name="_Refd19e6402"/>
+      <w:bookmarkStart w:id="365" w:name="_Tocd19e6402"/>
       <w:r>
         <w:t/>
       </w:r>
@@ -16593,13 +16587,7 @@
         <w:t>52.242-3</w:t>
       </w:r>
       <w:r>
-        <w:t xml:space="preserve">, Penalties for Unallowable Costs, in all solicitations and contracts over </w:t>
-      </w:r>
-      <w:r>
-        <w:t>$1 million</w:t>
-      </w:r>
-      <w:r>
-        <w:t xml:space="preserve"> except fixed-price contracts without cost incentives or any firm-fixed-price contract for the purchase of commercial products or commercial services. Generally, covered contracts are those which contain one of the clauses at </w:t>
+        <w:t xml:space="preserve">, Penalties for Unallowable Costs, in all solicitations and contracts over $1 million except fixed-price contracts without cost incentives or any firm-fixed-price contract for the purchase of commercial products or commercial services. Generally, covered contracts are those which contain one of the clauses at </w:t>
       </w:r>
       <w:r>
         <w:rPr>
@@ -16634,9 +16622,9 @@
       <w:pPr>
         <w:pStyle w:val="Heading2"/>
       </w:pPr>
-      <w:bookmarkStart w:id="366" w:name="_Numd19e6449"/>
-      <w:bookmarkStart w:id="367" w:name="_Refd19e6449"/>
-      <w:bookmarkStart w:id="368" w:name="_Tocd19e6449"/>
+      <w:bookmarkStart w:id="366" w:name="_Numd19e6439"/>
+      <w:bookmarkStart w:id="367" w:name="_Refd19e6439"/>
+      <w:bookmarkStart w:id="368" w:name="_Tocd19e6439"/>
       <w:r>
         <w:t/>
       </w:r>
@@ -16655,9 +16643,9 @@
       <w:pPr>
         <w:pStyle w:val="Heading3"/>
       </w:pPr>
-      <w:bookmarkStart w:id="369" w:name="_Numd19e6462"/>
-      <w:bookmarkStart w:id="370" w:name="_Refd19e6462"/>
-      <w:bookmarkStart w:id="371" w:name="_Tocd19e6462"/>
+      <w:bookmarkStart w:id="369" w:name="_Numd19e6452"/>
+      <w:bookmarkStart w:id="370" w:name="_Refd19e6452"/>
+      <w:bookmarkStart w:id="371" w:name="_Tocd19e6452"/>
       <w:r>
         <w:t/>
       </w:r>
@@ -16688,8 +16676,8 @@
           <w:numId w:val="223"/>
         </w:numPr>
       </w:pPr>
-      <w:bookmarkStart w:id="373" w:name="_Tocd19e6473"/>
-      <w:bookmarkStart w:id="372" w:name="_Refd19e6473"/>
+      <w:bookmarkStart w:id="373" w:name="_Tocd19e6463"/>
+      <w:bookmarkStart w:id="372" w:name="_Refd19e6463"/>
       <w:r>
         <w:t/>
       </w:r>
@@ -16726,9 +16714,9 @@
       <w:pPr>
         <w:pStyle w:val="Heading3"/>
       </w:pPr>
-      <w:bookmarkStart w:id="374" w:name="_Numd19e6497"/>
-      <w:bookmarkStart w:id="375" w:name="_Refd19e6497"/>
-      <w:bookmarkStart w:id="376" w:name="_Tocd19e6497"/>
+      <w:bookmarkStart w:id="374" w:name="_Numd19e6487"/>
+      <w:bookmarkStart w:id="375" w:name="_Refd19e6487"/>
+      <w:bookmarkStart w:id="376" w:name="_Tocd19e6487"/>
       <w:r>
         <w:t/>
       </w:r>
@@ -16751,8 +16739,8 @@
           <w:numId w:val="224"/>
         </w:numPr>
       </w:pPr>
-      <w:bookmarkStart w:id="378" w:name="_Tocd19e6506"/>
-      <w:bookmarkStart w:id="377" w:name="_Refd19e6506"/>
+      <w:bookmarkStart w:id="378" w:name="_Tocd19e6496"/>
+      <w:bookmarkStart w:id="377" w:name="_Refd19e6496"/>
       <w:r>
         <w:t/>
       </w:r>
@@ -16772,7 +16760,7 @@
         <w:rPr>
           <w:color w:val="0000FF"/>
         </w:rPr>
-        <w:instrText xml:space="preserve"> REF _Numd19e6622 \h </w:instrText>
+        <w:instrText xml:space="preserve"> REF _Numd19e6612 \h </w:instrText>
       </w:r>
       <w:r>
         <w:fldChar w:fldCharType="separate"/>
@@ -16843,8 +16831,8 @@
           <w:numId w:val="225"/>
         </w:numPr>
       </w:pPr>
-      <w:bookmarkStart w:id="380" w:name="_Tocd19e6532"/>
-      <w:bookmarkStart w:id="379" w:name="_Refd19e6532"/>
+      <w:bookmarkStart w:id="380" w:name="_Tocd19e6522"/>
+      <w:bookmarkStart w:id="379" w:name="_Refd19e6522"/>
       <w:r>
         <w:t/>
       </w:r>
@@ -17101,9 +17089,9 @@
       <w:pPr>
         <w:pStyle w:val="Heading3"/>
       </w:pPr>
-      <w:bookmarkStart w:id="381" w:name="_Numd19e6622"/>
-      <w:bookmarkStart w:id="382" w:name="_Refd19e6622"/>
-      <w:bookmarkStart w:id="383" w:name="_Tocd19e6622"/>
+      <w:bookmarkStart w:id="381" w:name="_Numd19e6612"/>
+      <w:bookmarkStart w:id="382" w:name="_Refd19e6612"/>
+      <w:bookmarkStart w:id="383" w:name="_Tocd19e6612"/>
       <w:r>
         <w:t/>
       </w:r>
@@ -17139,9 +17127,9 @@
       <w:pPr>
         <w:pStyle w:val="Heading3"/>
       </w:pPr>
-      <w:bookmarkStart w:id="384" w:name="_Numd19e6645"/>
-      <w:bookmarkStart w:id="385" w:name="_Refd19e6645"/>
-      <w:bookmarkStart w:id="386" w:name="_Tocd19e6645"/>
+      <w:bookmarkStart w:id="384" w:name="_Numd19e6635"/>
+      <w:bookmarkStart w:id="385" w:name="_Refd19e6635"/>
+      <w:bookmarkStart w:id="386" w:name="_Tocd19e6635"/>
       <w:r>
         <w:t/>
       </w:r>
@@ -17172,8 +17160,8 @@
           <w:numId w:val="226"/>
         </w:numPr>
       </w:pPr>
-      <w:bookmarkStart w:id="388" w:name="_Tocd19e6656"/>
-      <w:bookmarkStart w:id="387" w:name="_Refd19e6656"/>
+      <w:bookmarkStart w:id="388" w:name="_Tocd19e6646"/>
+      <w:bookmarkStart w:id="387" w:name="_Refd19e6646"/>
       <w:r>
         <w:t/>
       </w:r>
@@ -17221,8 +17209,8 @@
           <w:numId w:val="227"/>
         </w:numPr>
       </w:pPr>
-      <w:bookmarkStart w:id="390" w:name="_Tocd19e6674"/>
-      <w:bookmarkStart w:id="389" w:name="_Refd19e6674"/>
+      <w:bookmarkStart w:id="390" w:name="_Tocd19e6664"/>
+      <w:bookmarkStart w:id="389" w:name="_Refd19e6664"/>
       <w:r>
         <w:t/>
       </w:r>
@@ -17280,8 +17268,8 @@
           <w:numId w:val="228"/>
         </w:numPr>
       </w:pPr>
-      <w:bookmarkStart w:id="392" w:name="_Tocd19e6696"/>
-      <w:bookmarkStart w:id="391" w:name="_Refd19e6696"/>
+      <w:bookmarkStart w:id="392" w:name="_Tocd19e6686"/>
+      <w:bookmarkStart w:id="391" w:name="_Refd19e6686"/>
       <w:r>
         <w:t/>
       </w:r>
@@ -17341,9 +17329,9 @@
       <w:pPr>
         <w:pStyle w:val="Heading2"/>
       </w:pPr>
-      <w:bookmarkStart w:id="393" w:name="_Numd19e6729"/>
-      <w:bookmarkStart w:id="394" w:name="_Refd19e6729"/>
-      <w:bookmarkStart w:id="395" w:name="_Tocd19e6729"/>
+      <w:bookmarkStart w:id="393" w:name="_Numd19e6719"/>
+      <w:bookmarkStart w:id="394" w:name="_Refd19e6719"/>
+      <w:bookmarkStart w:id="395" w:name="_Tocd19e6719"/>
       <w:r>
         <w:t/>
       </w:r>
@@ -17362,9 +17350,9 @@
       <w:pPr>
         <w:pStyle w:val="Heading3"/>
       </w:pPr>
-      <w:bookmarkStart w:id="396" w:name="_Numd19e6742"/>
-      <w:bookmarkStart w:id="397" w:name="_Refd19e6742"/>
-      <w:bookmarkStart w:id="398" w:name="_Tocd19e6742"/>
+      <w:bookmarkStart w:id="396" w:name="_Numd19e6732"/>
+      <w:bookmarkStart w:id="397" w:name="_Refd19e6732"/>
+      <w:bookmarkStart w:id="398" w:name="_Tocd19e6732"/>
       <w:r>
         <w:t/>
       </w:r>
@@ -17391,9 +17379,9 @@
       <w:pPr>
         <w:pStyle w:val="Heading3"/>
       </w:pPr>
-      <w:bookmarkStart w:id="399" w:name="_Numd19e6761"/>
-      <w:bookmarkStart w:id="400" w:name="_Refd19e6761"/>
-      <w:bookmarkStart w:id="401" w:name="_Tocd19e6761"/>
+      <w:bookmarkStart w:id="399" w:name="_Numd19e6751"/>
+      <w:bookmarkStart w:id="400" w:name="_Refd19e6751"/>
+      <w:bookmarkStart w:id="401" w:name="_Tocd19e6751"/>
       <w:r>
         <w:t/>
       </w:r>
@@ -17420,9 +17408,9 @@
       <w:pPr>
         <w:pStyle w:val="Heading3"/>
       </w:pPr>
-      <w:bookmarkStart w:id="402" w:name="_Numd19e6779"/>
-      <w:bookmarkStart w:id="403" w:name="_Refd19e6779"/>
-      <w:bookmarkStart w:id="404" w:name="_Tocd19e6779"/>
+      <w:bookmarkStart w:id="402" w:name="_Numd19e6769"/>
+      <w:bookmarkStart w:id="403" w:name="_Refd19e6769"/>
+      <w:bookmarkStart w:id="404" w:name="_Tocd19e6769"/>
       <w:r>
         <w:t/>
       </w:r>
@@ -17445,8 +17433,8 @@
           <w:numId w:val="229"/>
         </w:numPr>
       </w:pPr>
-      <w:bookmarkStart w:id="406" w:name="_Tocd19e6788"/>
-      <w:bookmarkStart w:id="405" w:name="_Refd19e6788"/>
+      <w:bookmarkStart w:id="406" w:name="_Tocd19e6778"/>
+      <w:bookmarkStart w:id="405" w:name="_Refd19e6778"/>
       <w:r>
         <w:t/>
       </w:r>
@@ -17466,8 +17454,8 @@
           <w:numId w:val="230"/>
         </w:numPr>
       </w:pPr>
-      <w:bookmarkStart w:id="408" w:name="_Tocd19e6796"/>
-      <w:bookmarkStart w:id="407" w:name="_Refd19e6796"/>
+      <w:bookmarkStart w:id="408" w:name="_Tocd19e6786"/>
+      <w:bookmarkStart w:id="407" w:name="_Refd19e6786"/>
       <w:r>
         <w:t/>
       </w:r>
@@ -17572,9 +17560,9 @@
       <w:pPr>
         <w:pStyle w:val="Heading3"/>
       </w:pPr>
-      <w:bookmarkStart w:id="409" w:name="_Numd19e6845"/>
-      <w:bookmarkStart w:id="410" w:name="_Refd19e6845"/>
-      <w:bookmarkStart w:id="411" w:name="_Tocd19e6845"/>
+      <w:bookmarkStart w:id="409" w:name="_Numd19e6835"/>
+      <w:bookmarkStart w:id="410" w:name="_Refd19e6835"/>
+      <w:bookmarkStart w:id="411" w:name="_Tocd19e6835"/>
       <w:r>
         <w:t/>
       </w:r>
@@ -17610,9 +17598,9 @@
       <w:pPr>
         <w:pStyle w:val="Heading2"/>
       </w:pPr>
-      <w:bookmarkStart w:id="412" w:name="_Numd19e6869"/>
-      <w:bookmarkStart w:id="413" w:name="_Refd19e6869"/>
-      <w:bookmarkStart w:id="414" w:name="_Tocd19e6869"/>
+      <w:bookmarkStart w:id="412" w:name="_Numd19e6859"/>
+      <w:bookmarkStart w:id="413" w:name="_Refd19e6859"/>
+      <w:bookmarkStart w:id="414" w:name="_Tocd19e6859"/>
       <w:r>
         <w:t/>
       </w:r>
@@ -17631,9 +17619,9 @@
       <w:pPr>
         <w:pStyle w:val="Heading2"/>
       </w:pPr>
-      <w:bookmarkStart w:id="415" w:name="_Numd19e6885"/>
-      <w:bookmarkStart w:id="416" w:name="_Refd19e6885"/>
-      <w:bookmarkStart w:id="417" w:name="_Tocd19e6885"/>
+      <w:bookmarkStart w:id="415" w:name="_Numd19e6875"/>
+      <w:bookmarkStart w:id="416" w:name="_Refd19e6875"/>
+      <w:bookmarkStart w:id="417" w:name="_Tocd19e6875"/>
       <w:r>
         <w:t/>
       </w:r>
@@ -17652,9 +17640,9 @@
       <w:pPr>
         <w:pStyle w:val="Heading3"/>
       </w:pPr>
-      <w:bookmarkStart w:id="418" w:name="_Numd19e6898"/>
-      <w:bookmarkStart w:id="419" w:name="_Refd19e6898"/>
-      <w:bookmarkStart w:id="420" w:name="_Tocd19e6898"/>
+      <w:bookmarkStart w:id="418" w:name="_Numd19e6888"/>
+      <w:bookmarkStart w:id="419" w:name="_Refd19e6888"/>
+      <w:bookmarkStart w:id="420" w:name="_Tocd19e6888"/>
       <w:r>
         <w:t/>
       </w:r>
@@ -17685,8 +17673,8 @@
           <w:numId w:val="231"/>
         </w:numPr>
       </w:pPr>
-      <w:bookmarkStart w:id="422" w:name="_Tocd19e6909"/>
-      <w:bookmarkStart w:id="421" w:name="_Refd19e6909"/>
+      <w:bookmarkStart w:id="422" w:name="_Tocd19e6899"/>
+      <w:bookmarkStart w:id="421" w:name="_Refd19e6899"/>
       <w:r>
         <w:t/>
       </w:r>
@@ -17723,9 +17711,9 @@
       <w:pPr>
         <w:pStyle w:val="Heading3"/>
       </w:pPr>
-      <w:bookmarkStart w:id="423" w:name="_Numd19e6933"/>
-      <w:bookmarkStart w:id="424" w:name="_Refd19e6933"/>
-      <w:bookmarkStart w:id="425" w:name="_Tocd19e6933"/>
+      <w:bookmarkStart w:id="423" w:name="_Numd19e6923"/>
+      <w:bookmarkStart w:id="424" w:name="_Refd19e6923"/>
+      <w:bookmarkStart w:id="425" w:name="_Tocd19e6923"/>
       <w:r>
         <w:t/>
       </w:r>
@@ -17770,9 +17758,9 @@
       <w:pPr>
         <w:pStyle w:val="Heading3"/>
       </w:pPr>
-      <w:bookmarkStart w:id="426" w:name="_Numd19e6959"/>
-      <w:bookmarkStart w:id="427" w:name="_Refd19e6959"/>
-      <w:bookmarkStart w:id="428" w:name="_Tocd19e6959"/>
+      <w:bookmarkStart w:id="426" w:name="_Numd19e6949"/>
+      <w:bookmarkStart w:id="427" w:name="_Refd19e6949"/>
+      <w:bookmarkStart w:id="428" w:name="_Tocd19e6949"/>
       <w:r>
         <w:t/>
       </w:r>
@@ -17799,9 +17787,9 @@
       <w:pPr>
         <w:pStyle w:val="Heading3"/>
       </w:pPr>
-      <w:bookmarkStart w:id="429" w:name="_Numd19e6978"/>
-      <w:bookmarkStart w:id="430" w:name="_Refd19e6978"/>
-      <w:bookmarkStart w:id="431" w:name="_Tocd19e6978"/>
+      <w:bookmarkStart w:id="429" w:name="_Numd19e6968"/>
+      <w:bookmarkStart w:id="430" w:name="_Refd19e6968"/>
+      <w:bookmarkStart w:id="431" w:name="_Tocd19e6968"/>
       <w:r>
         <w:t/>
       </w:r>
@@ -17824,8 +17812,8 @@
           <w:numId w:val="232"/>
         </w:numPr>
       </w:pPr>
-      <w:bookmarkStart w:id="433" w:name="_Tocd19e6987"/>
-      <w:bookmarkStart w:id="432" w:name="_Refd19e6987"/>
+      <w:bookmarkStart w:id="433" w:name="_Tocd19e6977"/>
+      <w:bookmarkStart w:id="432" w:name="_Refd19e6977"/>
       <w:r>
         <w:t/>
       </w:r>
@@ -17845,8 +17833,8 @@
           <w:numId w:val="233"/>
         </w:numPr>
       </w:pPr>
-      <w:bookmarkStart w:id="435" w:name="_Tocd19e6995"/>
-      <w:bookmarkStart w:id="434" w:name="_Refd19e6995"/>
+      <w:bookmarkStart w:id="435" w:name="_Tocd19e6985"/>
+      <w:bookmarkStart w:id="434" w:name="_Refd19e6985"/>
       <w:r>
         <w:t/>
       </w:r>
@@ -17866,7 +17854,7 @@
         <w:rPr>
           <w:color w:val="0000FF"/>
         </w:rPr>
-        <w:instrText xml:space="preserve"> REF _Numd19e7112 \h </w:instrText>
+        <w:instrText xml:space="preserve"> REF _Numd19e7102 \h </w:instrText>
       </w:r>
       <w:r>
         <w:fldChar w:fldCharType="separate"/>
@@ -17918,8 +17906,8 @@
           <w:numId w:val="234"/>
         </w:numPr>
       </w:pPr>
-      <w:bookmarkStart w:id="437" w:name="_Tocd19e7014"/>
-      <w:bookmarkStart w:id="436" w:name="_Refd19e7014"/>
+      <w:bookmarkStart w:id="437" w:name="_Tocd19e7004"/>
+      <w:bookmarkStart w:id="436" w:name="_Refd19e7004"/>
       <w:r>
         <w:t/>
       </w:r>
@@ -18114,8 +18102,8 @@
           <w:numId w:val="235"/>
         </w:numPr>
       </w:pPr>
-      <w:bookmarkStart w:id="439" w:name="_Tocd19e7088"/>
-      <w:bookmarkStart w:id="438" w:name="_Refd19e7088"/>
+      <w:bookmarkStart w:id="439" w:name="_Tocd19e7078"/>
+      <w:bookmarkStart w:id="438" w:name="_Refd19e7078"/>
       <w:r>
         <w:t/>
       </w:r>
@@ -18154,9 +18142,9 @@
       <w:pPr>
         <w:pStyle w:val="Heading3"/>
       </w:pPr>
-      <w:bookmarkStart w:id="440" w:name="_Numd19e7112"/>
-      <w:bookmarkStart w:id="441" w:name="_Refd19e7112"/>
-      <w:bookmarkStart w:id="442" w:name="_Tocd19e7112"/>
+      <w:bookmarkStart w:id="440" w:name="_Numd19e7102"/>
+      <w:bookmarkStart w:id="441" w:name="_Refd19e7102"/>
+      <w:bookmarkStart w:id="442" w:name="_Tocd19e7102"/>
       <w:r>
         <w:t/>
       </w:r>
@@ -18314,9 +18302,9 @@
       <w:pPr>
         <w:pStyle w:val="Heading3"/>
       </w:pPr>
-      <w:bookmarkStart w:id="443" w:name="_Numd19e7198"/>
-      <w:bookmarkStart w:id="444" w:name="_Refd19e7198"/>
-      <w:bookmarkStart w:id="445" w:name="_Tocd19e7198"/>
+      <w:bookmarkStart w:id="443" w:name="_Numd19e7188"/>
+      <w:bookmarkStart w:id="444" w:name="_Refd19e7188"/>
+      <w:bookmarkStart w:id="445" w:name="_Tocd19e7188"/>
       <w:r>
         <w:t/>
       </w:r>
@@ -18339,8 +18327,8 @@
           <w:numId w:val="236"/>
         </w:numPr>
       </w:pPr>
-      <w:bookmarkStart w:id="447" w:name="_Tocd19e7207"/>
-      <w:bookmarkStart w:id="446" w:name="_Refd19e7207"/>
+      <w:bookmarkStart w:id="447" w:name="_Tocd19e7197"/>
+      <w:bookmarkStart w:id="446" w:name="_Refd19e7197"/>
       <w:r>
         <w:t/>
       </w:r>
@@ -18360,7 +18348,7 @@
         <w:rPr>
           <w:color w:val="0000FF"/>
         </w:rPr>
-        <w:instrText xml:space="preserve"> REF _Numd19e7264 \h </w:instrText>
+        <w:instrText xml:space="preserve"> REF _Numd19e7254 \h </w:instrText>
       </w:r>
       <w:r>
         <w:fldChar w:fldCharType="separate"/>
@@ -18431,8 +18419,8 @@
           <w:numId w:val="237"/>
         </w:numPr>
       </w:pPr>
-      <w:bookmarkStart w:id="449" w:name="_Tocd19e7233"/>
-      <w:bookmarkStart w:id="448" w:name="_Refd19e7233"/>
+      <w:bookmarkStart w:id="449" w:name="_Tocd19e7223"/>
+      <w:bookmarkStart w:id="448" w:name="_Refd19e7223"/>
       <w:r>
         <w:t/>
       </w:r>
@@ -18490,9 +18478,9 @@
       <w:pPr>
         <w:pStyle w:val="Heading3"/>
       </w:pPr>
-      <w:bookmarkStart w:id="450" w:name="_Numd19e7264"/>
-      <w:bookmarkStart w:id="451" w:name="_Refd19e7264"/>
-      <w:bookmarkStart w:id="452" w:name="_Tocd19e7264"/>
+      <w:bookmarkStart w:id="450" w:name="_Numd19e7254"/>
+      <w:bookmarkStart w:id="451" w:name="_Refd19e7254"/>
+      <w:bookmarkStart w:id="452" w:name="_Tocd19e7254"/>
       <w:r>
         <w:t/>
       </w:r>
@@ -18515,8 +18503,8 @@
           <w:numId w:val="238"/>
         </w:numPr>
       </w:pPr>
-      <w:bookmarkStart w:id="454" w:name="_Tocd19e7273"/>
-      <w:bookmarkStart w:id="453" w:name="_Refd19e7273"/>
+      <w:bookmarkStart w:id="454" w:name="_Tocd19e7263"/>
+      <w:bookmarkStart w:id="453" w:name="_Refd19e7263"/>
       <w:r>
         <w:t/>
       </w:r>
@@ -18573,7 +18561,7 @@
         <w:rPr>
           <w:color w:val="0000FF"/>
         </w:rPr>
-        <w:instrText xml:space="preserve"> REF _Numd19e7198 \h </w:instrText>
+        <w:instrText xml:space="preserve"> REF _Numd19e7188 \h </w:instrText>
       </w:r>
       <w:r>
         <w:fldChar w:fldCharType="separate"/>
@@ -18604,9 +18592,9 @@
       <w:pPr>
         <w:pStyle w:val="Heading2"/>
       </w:pPr>
-      <w:bookmarkStart w:id="455" w:name="_Numd19e7310"/>
-      <w:bookmarkStart w:id="456" w:name="_Refd19e7310"/>
-      <w:bookmarkStart w:id="457" w:name="_Tocd19e7310"/>
+      <w:bookmarkStart w:id="455" w:name="_Numd19e7300"/>
+      <w:bookmarkStart w:id="456" w:name="_Refd19e7300"/>
+      <w:bookmarkStart w:id="457" w:name="_Tocd19e7300"/>
       <w:r>
         <w:t/>
       </w:r>
@@ -18625,9 +18613,9 @@
       <w:pPr>
         <w:pStyle w:val="Heading3"/>
       </w:pPr>
-      <w:bookmarkStart w:id="458" w:name="_Numd19e7323"/>
-      <w:bookmarkStart w:id="459" w:name="_Refd19e7323"/>
-      <w:bookmarkStart w:id="460" w:name="_Tocd19e7323"/>
+      <w:bookmarkStart w:id="458" w:name="_Numd19e7313"/>
+      <w:bookmarkStart w:id="459" w:name="_Refd19e7313"/>
+      <w:bookmarkStart w:id="460" w:name="_Tocd19e7313"/>
       <w:r>
         <w:t/>
       </w:r>
@@ -18658,8 +18646,8 @@
           <w:numId w:val="239"/>
         </w:numPr>
       </w:pPr>
-      <w:bookmarkStart w:id="462" w:name="_Tocd19e7334"/>
-      <w:bookmarkStart w:id="461" w:name="_Refd19e7334"/>
+      <w:bookmarkStart w:id="462" w:name="_Tocd19e7324"/>
+      <w:bookmarkStart w:id="461" w:name="_Refd19e7324"/>
       <w:r>
         <w:t/>
       </w:r>
@@ -18715,9 +18703,9 @@
       <w:pPr>
         <w:pStyle w:val="Heading3"/>
       </w:pPr>
-      <w:bookmarkStart w:id="463" w:name="_Numd19e7365"/>
-      <w:bookmarkStart w:id="464" w:name="_Refd19e7365"/>
-      <w:bookmarkStart w:id="465" w:name="_Tocd19e7365"/>
+      <w:bookmarkStart w:id="463" w:name="_Numd19e7355"/>
+      <w:bookmarkStart w:id="464" w:name="_Refd19e7355"/>
+      <w:bookmarkStart w:id="465" w:name="_Tocd19e7355"/>
       <w:r>
         <w:t/>
       </w:r>
@@ -18736,9 +18724,9 @@
       <w:pPr>
         <w:pStyle w:val="Heading3"/>
       </w:pPr>
-      <w:bookmarkStart w:id="466" w:name="_Numd19e7379"/>
-      <w:bookmarkStart w:id="467" w:name="_Refd19e7379"/>
-      <w:bookmarkStart w:id="468" w:name="_Tocd19e7379"/>
+      <w:bookmarkStart w:id="466" w:name="_Numd19e7369"/>
+      <w:bookmarkStart w:id="467" w:name="_Refd19e7369"/>
+      <w:bookmarkStart w:id="468" w:name="_Tocd19e7369"/>
       <w:r>
         <w:t/>
       </w:r>
@@ -18769,8 +18757,8 @@
           <w:numId w:val="240"/>
         </w:numPr>
       </w:pPr>
-      <w:bookmarkStart w:id="470" w:name="_Tocd19e7390"/>
-      <w:bookmarkStart w:id="469" w:name="_Refd19e7390"/>
+      <w:bookmarkStart w:id="470" w:name="_Tocd19e7380"/>
+      <w:bookmarkStart w:id="469" w:name="_Refd19e7380"/>
       <w:r>
         <w:t/>
       </w:r>
@@ -18832,8 +18820,8 @@
           <w:numId w:val="241"/>
         </w:numPr>
       </w:pPr>
-      <w:bookmarkStart w:id="472" w:name="_Tocd19e7406"/>
-      <w:bookmarkStart w:id="471" w:name="_Refd19e7406"/>
+      <w:bookmarkStart w:id="472" w:name="_Tocd19e7396"/>
+      <w:bookmarkStart w:id="471" w:name="_Refd19e7396"/>
       <w:r>
         <w:t/>
       </w:r>
@@ -18912,8 +18900,8 @@
           <w:numId w:val="242"/>
         </w:numPr>
       </w:pPr>
-      <w:bookmarkStart w:id="474" w:name="_Tocd19e7436"/>
-      <w:bookmarkStart w:id="473" w:name="_Refd19e7436"/>
+      <w:bookmarkStart w:id="474" w:name="_Tocd19e7426"/>
+      <w:bookmarkStart w:id="473" w:name="_Refd19e7426"/>
       <w:r>
         <w:t/>
       </w:r>
@@ -18952,9 +18940,9 @@
       <w:pPr>
         <w:pStyle w:val="Heading3"/>
       </w:pPr>
-      <w:bookmarkStart w:id="475" w:name="_Numd19e7461"/>
-      <w:bookmarkStart w:id="476" w:name="_Refd19e7461"/>
-      <w:bookmarkStart w:id="477" w:name="_Tocd19e7461"/>
+      <w:bookmarkStart w:id="475" w:name="_Numd19e7451"/>
+      <w:bookmarkStart w:id="476" w:name="_Refd19e7451"/>
+      <w:bookmarkStart w:id="477" w:name="_Tocd19e7451"/>
       <w:r>
         <w:t/>
       </w:r>
@@ -18977,8 +18965,8 @@
           <w:numId w:val="243"/>
         </w:numPr>
       </w:pPr>
-      <w:bookmarkStart w:id="479" w:name="_Tocd19e7470"/>
-      <w:bookmarkStart w:id="478" w:name="_Refd19e7470"/>
+      <w:bookmarkStart w:id="479" w:name="_Tocd19e7460"/>
+      <w:bookmarkStart w:id="478" w:name="_Refd19e7460"/>
       <w:r>
         <w:t/>
       </w:r>
@@ -18998,7 +18986,7 @@
         <w:rPr>
           <w:color w:val="0000FF"/>
         </w:rPr>
-        <w:instrText xml:space="preserve"> REF _Numd19e7379 \h </w:instrText>
+        <w:instrText xml:space="preserve"> REF _Numd19e7369 \h </w:instrText>
       </w:r>
       <w:r>
         <w:fldChar w:fldCharType="separate"/>
@@ -19068,8 +19056,8 @@
           <w:numId w:val="244"/>
         </w:numPr>
       </w:pPr>
-      <w:bookmarkStart w:id="481" w:name="_Tocd19e7497"/>
-      <w:bookmarkStart w:id="480" w:name="_Refd19e7497"/>
+      <w:bookmarkStart w:id="481" w:name="_Tocd19e7487"/>
+      <w:bookmarkStart w:id="480" w:name="_Refd19e7487"/>
       <w:r>
         <w:t/>
       </w:r>
@@ -19089,7 +19077,7 @@
         <w:rPr>
           <w:color w:val="0000FF"/>
         </w:rPr>
-        <w:instrText xml:space="preserve"> REF _Numd19e7671 \h </w:instrText>
+        <w:instrText xml:space="preserve"> REF _Numd19e7661 \h </w:instrText>
       </w:r>
       <w:r>
         <w:fldChar w:fldCharType="separate"/>
@@ -19122,7 +19110,7 @@
         <w:rPr>
           <w:color w:val="0000FF"/>
         </w:rPr>
-        <w:instrText xml:space="preserve"> REF _Numd19e8122 \h </w:instrText>
+        <w:instrText xml:space="preserve"> REF _Numd19e8112 \h </w:instrText>
       </w:r>
       <w:r>
         <w:fldChar w:fldCharType="separate"/>
@@ -19214,8 +19202,8 @@
           <w:numId w:val="245"/>
         </w:numPr>
       </w:pPr>
-      <w:bookmarkStart w:id="483" w:name="_Tocd19e7535"/>
-      <w:bookmarkStart w:id="482" w:name="_Refd19e7535"/>
+      <w:bookmarkStart w:id="483" w:name="_Tocd19e7525"/>
+      <w:bookmarkStart w:id="482" w:name="_Refd19e7525"/>
       <w:r>
         <w:t/>
       </w:r>
@@ -19369,8 +19357,8 @@
           <w:numId w:val="246"/>
         </w:numPr>
       </w:pPr>
-      <w:bookmarkStart w:id="485" w:name="_Tocd19e7594"/>
-      <w:bookmarkStart w:id="484" w:name="_Refd19e7594"/>
+      <w:bookmarkStart w:id="485" w:name="_Tocd19e7584"/>
+      <w:bookmarkStart w:id="484" w:name="_Refd19e7584"/>
       <w:r>
         <w:t/>
       </w:r>
@@ -19430,8 +19418,8 @@
           <w:numId w:val="247"/>
         </w:numPr>
       </w:pPr>
-      <w:bookmarkStart w:id="487" w:name="_Tocd19e7617"/>
-      <w:bookmarkStart w:id="486" w:name="_Refd19e7617"/>
+      <w:bookmarkStart w:id="487" w:name="_Tocd19e7607"/>
+      <w:bookmarkStart w:id="486" w:name="_Refd19e7607"/>
       <w:r>
         <w:t/>
       </w:r>
@@ -19552,9 +19540,9 @@
       <w:pPr>
         <w:pStyle w:val="Heading3"/>
       </w:pPr>
-      <w:bookmarkStart w:id="488" w:name="_Numd19e7671"/>
-      <w:bookmarkStart w:id="489" w:name="_Refd19e7671"/>
-      <w:bookmarkStart w:id="490" w:name="_Tocd19e7671"/>
+      <w:bookmarkStart w:id="488" w:name="_Numd19e7661"/>
+      <w:bookmarkStart w:id="489" w:name="_Refd19e7661"/>
+      <w:bookmarkStart w:id="490" w:name="_Tocd19e7661"/>
       <w:r>
         <w:t/>
       </w:r>
@@ -19577,8 +19565,8 @@
           <w:numId w:val="248"/>
         </w:numPr>
       </w:pPr>
-      <w:bookmarkStart w:id="492" w:name="_Tocd19e7680"/>
-      <w:bookmarkStart w:id="491" w:name="_Refd19e7680"/>
+      <w:bookmarkStart w:id="492" w:name="_Tocd19e7670"/>
+      <w:bookmarkStart w:id="491" w:name="_Refd19e7670"/>
       <w:r>
         <w:t/>
       </w:r>
@@ -19609,8 +19597,8 @@
           <w:numId w:val="249"/>
         </w:numPr>
       </w:pPr>
-      <w:bookmarkStart w:id="494" w:name="_Tocd19e7692"/>
-      <w:bookmarkStart w:id="493" w:name="_Refd19e7692"/>
+      <w:bookmarkStart w:id="494" w:name="_Tocd19e7682"/>
+      <w:bookmarkStart w:id="493" w:name="_Refd19e7682"/>
       <w:r>
         <w:t/>
       </w:r>
@@ -19658,8 +19646,8 @@
           <w:numId w:val="250"/>
         </w:numPr>
       </w:pPr>
-      <w:bookmarkStart w:id="496" w:name="_Tocd19e7711"/>
-      <w:bookmarkStart w:id="495" w:name="_Refd19e7711"/>
+      <w:bookmarkStart w:id="496" w:name="_Tocd19e7701"/>
+      <w:bookmarkStart w:id="495" w:name="_Refd19e7701"/>
       <w:r>
         <w:t/>
       </w:r>
@@ -19740,7 +19728,7 @@
         <w:rPr>
           <w:color w:val="0000FF"/>
         </w:rPr>
-        <w:instrText xml:space="preserve"> REF _Numd19e7461 \h </w:instrText>
+        <w:instrText xml:space="preserve"> REF _Numd19e7451 \h </w:instrText>
       </w:r>
       <w:r>
         <w:fldChar w:fldCharType="separate"/>
@@ -19848,8 +19836,8 @@
           <w:numId w:val="251"/>
         </w:numPr>
       </w:pPr>
-      <w:bookmarkStart w:id="498" w:name="_Tocd19e7775"/>
-      <w:bookmarkStart w:id="497" w:name="_Refd19e7775"/>
+      <w:bookmarkStart w:id="498" w:name="_Tocd19e7765"/>
+      <w:bookmarkStart w:id="497" w:name="_Refd19e7765"/>
       <w:r>
         <w:t/>
       </w:r>
@@ -19897,8 +19885,8 @@
           <w:numId w:val="252"/>
         </w:numPr>
       </w:pPr>
-      <w:bookmarkStart w:id="500" w:name="_Tocd19e7793"/>
-      <w:bookmarkStart w:id="499" w:name="_Refd19e7793"/>
+      <w:bookmarkStart w:id="500" w:name="_Tocd19e7783"/>
+      <w:bookmarkStart w:id="499" w:name="_Refd19e7783"/>
       <w:r>
         <w:t/>
       </w:r>
@@ -20036,8 +20024,8 @@
           <w:numId w:val="253"/>
         </w:numPr>
       </w:pPr>
-      <w:bookmarkStart w:id="502" w:name="_Tocd19e7846"/>
-      <w:bookmarkStart w:id="501" w:name="_Refd19e7846"/>
+      <w:bookmarkStart w:id="502" w:name="_Tocd19e7836"/>
+      <w:bookmarkStart w:id="501" w:name="_Refd19e7836"/>
       <w:r>
         <w:t/>
       </w:r>
@@ -20239,8 +20227,8 @@
           <w:numId w:val="254"/>
         </w:numPr>
       </w:pPr>
-      <w:bookmarkStart w:id="504" w:name="_Tocd19e7922"/>
-      <w:bookmarkStart w:id="503" w:name="_Refd19e7922"/>
+      <w:bookmarkStart w:id="504" w:name="_Tocd19e7912"/>
+      <w:bookmarkStart w:id="503" w:name="_Refd19e7912"/>
       <w:r>
         <w:t/>
       </w:r>
@@ -20918,9 +20906,9 @@
       <w:pPr>
         <w:pStyle w:val="Heading3"/>
       </w:pPr>
-      <w:bookmarkStart w:id="505" w:name="_Numd19e8122"/>
-      <w:bookmarkStart w:id="506" w:name="_Refd19e8122"/>
-      <w:bookmarkStart w:id="507" w:name="_Tocd19e8122"/>
+      <w:bookmarkStart w:id="505" w:name="_Numd19e8112"/>
+      <w:bookmarkStart w:id="506" w:name="_Refd19e8112"/>
+      <w:bookmarkStart w:id="507" w:name="_Tocd19e8112"/>
       <w:r>
         <w:t/>
       </w:r>
@@ -20943,8 +20931,8 @@
           <w:numId w:val="255"/>
         </w:numPr>
       </w:pPr>
-      <w:bookmarkStart w:id="509" w:name="_Tocd19e8131"/>
-      <w:bookmarkStart w:id="508" w:name="_Refd19e8131"/>
+      <w:bookmarkStart w:id="509" w:name="_Tocd19e8121"/>
+      <w:bookmarkStart w:id="508" w:name="_Refd19e8121"/>
       <w:r>
         <w:t/>
       </w:r>
@@ -20964,8 +20952,8 @@
           <w:numId w:val="256"/>
         </w:numPr>
       </w:pPr>
-      <w:bookmarkStart w:id="511" w:name="_Tocd19e8139"/>
-      <w:bookmarkStart w:id="510" w:name="_Refd19e8139"/>
+      <w:bookmarkStart w:id="511" w:name="_Tocd19e8129"/>
+      <w:bookmarkStart w:id="510" w:name="_Refd19e8129"/>
       <w:r>
         <w:t/>
       </w:r>
@@ -21330,9 +21318,9 @@
       <w:pPr>
         <w:pStyle w:val="Heading2"/>
       </w:pPr>
-      <w:bookmarkStart w:id="512" w:name="_Numd19e8257"/>
-      <w:bookmarkStart w:id="513" w:name="_Refd19e8257"/>
-      <w:bookmarkStart w:id="514" w:name="_Tocd19e8257"/>
+      <w:bookmarkStart w:id="512" w:name="_Numd19e8247"/>
+      <w:bookmarkStart w:id="513" w:name="_Refd19e8247"/>
+      <w:bookmarkStart w:id="514" w:name="_Tocd19e8247"/>
       <w:r>
         <w:t/>
       </w:r>
@@ -21351,9 +21339,9 @@
       <w:pPr>
         <w:pStyle w:val="Heading3"/>
       </w:pPr>
-      <w:bookmarkStart w:id="515" w:name="_Numd19e8270"/>
-      <w:bookmarkStart w:id="516" w:name="_Refd19e8270"/>
-      <w:bookmarkStart w:id="517" w:name="_Tocd19e8270"/>
+      <w:bookmarkStart w:id="515" w:name="_Numd19e8260"/>
+      <w:bookmarkStart w:id="516" w:name="_Refd19e8260"/>
+      <w:bookmarkStart w:id="517" w:name="_Tocd19e8260"/>
       <w:r>
         <w:t/>
       </w:r>
@@ -21380,9 +21368,9 @@
       <w:pPr>
         <w:pStyle w:val="Heading3"/>
       </w:pPr>
-      <w:bookmarkStart w:id="518" w:name="_Numd19e8289"/>
-      <w:bookmarkStart w:id="519" w:name="_Refd19e8289"/>
-      <w:bookmarkStart w:id="520" w:name="_Tocd19e8289"/>
+      <w:bookmarkStart w:id="518" w:name="_Numd19e8279"/>
+      <w:bookmarkStart w:id="519" w:name="_Refd19e8279"/>
+      <w:bookmarkStart w:id="520" w:name="_Tocd19e8279"/>
       <w:r>
         <w:t/>
       </w:r>
@@ -21409,9 +21397,9 @@
       <w:pPr>
         <w:pStyle w:val="Heading3"/>
       </w:pPr>
-      <w:bookmarkStart w:id="521" w:name="_Numd19e8307"/>
-      <w:bookmarkStart w:id="522" w:name="_Refd19e8307"/>
-      <w:bookmarkStart w:id="523" w:name="_Tocd19e8307"/>
+      <w:bookmarkStart w:id="521" w:name="_Numd19e8297"/>
+      <w:bookmarkStart w:id="522" w:name="_Refd19e8297"/>
+      <w:bookmarkStart w:id="523" w:name="_Tocd19e8297"/>
       <w:r>
         <w:t/>
       </w:r>
@@ -21434,8 +21422,8 @@
           <w:numId w:val="257"/>
         </w:numPr>
       </w:pPr>
-      <w:bookmarkStart w:id="525" w:name="_Tocd19e8316"/>
-      <w:bookmarkStart w:id="524" w:name="_Refd19e8316"/>
+      <w:bookmarkStart w:id="525" w:name="_Tocd19e8306"/>
+      <w:bookmarkStart w:id="524" w:name="_Refd19e8306"/>
       <w:r>
         <w:t/>
       </w:r>
@@ -21493,8 +21481,8 @@
           <w:numId w:val="258"/>
         </w:numPr>
       </w:pPr>
-      <w:bookmarkStart w:id="527" w:name="_Tocd19e8338"/>
-      <w:bookmarkStart w:id="526" w:name="_Refd19e8338"/>
+      <w:bookmarkStart w:id="527" w:name="_Tocd19e8328"/>
+      <w:bookmarkStart w:id="526" w:name="_Refd19e8328"/>
       <w:r>
         <w:t/>
       </w:r>
@@ -21611,8 +21599,8 @@
           <w:numId w:val="259"/>
         </w:numPr>
       </w:pPr>
-      <w:bookmarkStart w:id="529" w:name="_Tocd19e8382"/>
-      <w:bookmarkStart w:id="528" w:name="_Refd19e8382"/>
+      <w:bookmarkStart w:id="529" w:name="_Tocd19e8372"/>
+      <w:bookmarkStart w:id="528" w:name="_Refd19e8372"/>
       <w:r>
         <w:t/>
       </w:r>
@@ -21670,9 +21658,9 @@
       <w:pPr>
         <w:pStyle w:val="Heading3"/>
       </w:pPr>
-      <w:bookmarkStart w:id="530" w:name="_Numd19e8414"/>
-      <w:bookmarkStart w:id="531" w:name="_Refd19e8414"/>
-      <w:bookmarkStart w:id="532" w:name="_Tocd19e8414"/>
+      <w:bookmarkStart w:id="530" w:name="_Numd19e8404"/>
+      <w:bookmarkStart w:id="531" w:name="_Refd19e8404"/>
+      <w:bookmarkStart w:id="532" w:name="_Tocd19e8404"/>
       <w:r>
         <w:t/>
       </w:r>
@@ -21695,8 +21683,8 @@
           <w:numId w:val="260"/>
         </w:numPr>
       </w:pPr>
-      <w:bookmarkStart w:id="534" w:name="_Tocd19e8423"/>
-      <w:bookmarkStart w:id="533" w:name="_Refd19e8423"/>
+      <w:bookmarkStart w:id="534" w:name="_Tocd19e8413"/>
+      <w:bookmarkStart w:id="533" w:name="_Refd19e8413"/>
       <w:r>
         <w:t/>
       </w:r>
@@ -21789,9 +21777,9 @@
       <w:pPr>
         <w:pStyle w:val="Heading3"/>
       </w:pPr>
-      <w:bookmarkStart w:id="535" w:name="_Numd19e8467"/>
-      <w:bookmarkStart w:id="536" w:name="_Refd19e8467"/>
-      <w:bookmarkStart w:id="537" w:name="_Tocd19e8467"/>
+      <w:bookmarkStart w:id="535" w:name="_Numd19e8457"/>
+      <w:bookmarkStart w:id="536" w:name="_Refd19e8457"/>
+      <w:bookmarkStart w:id="537" w:name="_Tocd19e8457"/>
       <w:r>
         <w:t/>
       </w:r>
@@ -21814,8 +21802,8 @@
           <w:numId w:val="261"/>
         </w:numPr>
       </w:pPr>
-      <w:bookmarkStart w:id="539" w:name="_Tocd19e8476"/>
-      <w:bookmarkStart w:id="538" w:name="_Refd19e8476"/>
+      <w:bookmarkStart w:id="539" w:name="_Tocd19e8466"/>
+      <w:bookmarkStart w:id="538" w:name="_Refd19e8466"/>
       <w:r>
         <w:t/>
       </w:r>
@@ -21863,8 +21851,8 @@
           <w:numId w:val="262"/>
         </w:numPr>
       </w:pPr>
-      <w:bookmarkStart w:id="541" w:name="_Tocd19e8495"/>
-      <w:bookmarkStart w:id="540" w:name="_Refd19e8495"/>
+      <w:bookmarkStart w:id="541" w:name="_Tocd19e8485"/>
+      <w:bookmarkStart w:id="540" w:name="_Refd19e8485"/>
       <w:r>
         <w:t/>
       </w:r>
@@ -21940,9 +21928,9 @@
       <w:pPr>
         <w:pStyle w:val="Heading2"/>
       </w:pPr>
-      <w:bookmarkStart w:id="542" w:name="_Numd19e8536"/>
-      <w:bookmarkStart w:id="543" w:name="_Refd19e8536"/>
-      <w:bookmarkStart w:id="544" w:name="_Tocd19e8536"/>
+      <w:bookmarkStart w:id="542" w:name="_Numd19e8526"/>
+      <w:bookmarkStart w:id="543" w:name="_Refd19e8526"/>
+      <w:bookmarkStart w:id="544" w:name="_Tocd19e8526"/>
       <w:r>
         <w:t/>
       </w:r>
@@ -21961,9 +21949,9 @@
       <w:pPr>
         <w:pStyle w:val="Heading2"/>
       </w:pPr>
-      <w:bookmarkStart w:id="545" w:name="_Numd19e8552"/>
-      <w:bookmarkStart w:id="546" w:name="_Refd19e8552"/>
-      <w:bookmarkStart w:id="547" w:name="_Tocd19e8552"/>
+      <w:bookmarkStart w:id="545" w:name="_Numd19e8542"/>
+      <w:bookmarkStart w:id="546" w:name="_Refd19e8542"/>
+      <w:bookmarkStart w:id="547" w:name="_Tocd19e8542"/>
       <w:r>
         <w:t/>
       </w:r>
@@ -21982,9 +21970,9 @@
       <w:pPr>
         <w:pStyle w:val="Heading3"/>
       </w:pPr>
-      <w:bookmarkStart w:id="548" w:name="_Numd19e8565"/>
-      <w:bookmarkStart w:id="549" w:name="_Refd19e8565"/>
-      <w:bookmarkStart w:id="550" w:name="_Tocd19e8565"/>
+      <w:bookmarkStart w:id="548" w:name="_Numd19e8555"/>
+      <w:bookmarkStart w:id="549" w:name="_Refd19e8555"/>
+      <w:bookmarkStart w:id="550" w:name="_Tocd19e8555"/>
       <w:r>
         <w:t/>
       </w:r>
@@ -22020,9 +22008,9 @@
       <w:pPr>
         <w:pStyle w:val="Heading3"/>
       </w:pPr>
-      <w:bookmarkStart w:id="551" w:name="_Numd19e8588"/>
-      <w:bookmarkStart w:id="552" w:name="_Refd19e8588"/>
-      <w:bookmarkStart w:id="553" w:name="_Tocd19e8588"/>
+      <w:bookmarkStart w:id="551" w:name="_Numd19e8578"/>
+      <w:bookmarkStart w:id="552" w:name="_Refd19e8578"/>
+      <w:bookmarkStart w:id="553" w:name="_Tocd19e8578"/>
       <w:r>
         <w:t/>
       </w:r>
@@ -22045,8 +22033,8 @@
           <w:numId w:val="263"/>
         </w:numPr>
       </w:pPr>
-      <w:bookmarkStart w:id="555" w:name="_Tocd19e8597"/>
-      <w:bookmarkStart w:id="554" w:name="_Refd19e8597"/>
+      <w:bookmarkStart w:id="555" w:name="_Tocd19e8587"/>
+      <w:bookmarkStart w:id="554" w:name="_Refd19e8587"/>
       <w:r>
         <w:t/>
       </w:r>
@@ -22066,8 +22054,8 @@
           <w:numId w:val="264"/>
         </w:numPr>
       </w:pPr>
-      <w:bookmarkStart w:id="557" w:name="_Tocd19e8605"/>
-      <w:bookmarkStart w:id="556" w:name="_Refd19e8605"/>
+      <w:bookmarkStart w:id="557" w:name="_Tocd19e8595"/>
+      <w:bookmarkStart w:id="556" w:name="_Refd19e8595"/>
       <w:r>
         <w:t/>
       </w:r>
@@ -22290,7 +22278,7 @@
         <w:rPr>
           <w:color w:val="0000FF"/>
         </w:rPr>
-        <w:instrText xml:space="preserve"> REF _Numd19e8703 \h </w:instrText>
+        <w:instrText xml:space="preserve"> REF _Numd19e8693 \h </w:instrText>
       </w:r>
       <w:r>
         <w:fldChar w:fldCharType="separate"/>
@@ -22321,9 +22309,9 @@
       <w:pPr>
         <w:pStyle w:val="Heading3"/>
       </w:pPr>
-      <w:bookmarkStart w:id="558" w:name="_Numd19e8703"/>
-      <w:bookmarkStart w:id="559" w:name="_Refd19e8703"/>
-      <w:bookmarkStart w:id="560" w:name="_Tocd19e8703"/>
+      <w:bookmarkStart w:id="558" w:name="_Numd19e8693"/>
+      <w:bookmarkStart w:id="559" w:name="_Refd19e8693"/>
+      <w:bookmarkStart w:id="560" w:name="_Tocd19e8693"/>
       <w:r>
         <w:t/>
       </w:r>
@@ -22346,8 +22334,8 @@
           <w:numId w:val="265"/>
         </w:numPr>
       </w:pPr>
-      <w:bookmarkStart w:id="562" w:name="_Tocd19e8712"/>
-      <w:bookmarkStart w:id="561" w:name="_Refd19e8712"/>
+      <w:bookmarkStart w:id="562" w:name="_Tocd19e8702"/>
+      <w:bookmarkStart w:id="561" w:name="_Refd19e8702"/>
       <w:r>
         <w:t/>
       </w:r>
@@ -22460,19 +22448,7 @@
         <w:t>(e)</w:t>
       </w:r>
       <w:r>
-        <w:t xml:space="preserve"> Past performance evaluations shall be prepared for each construction contract of </w:t>
-      </w:r>
-      <w:r>
-        <w:t>$900,000</w:t>
-      </w:r>
-      <w:r>
-        <w:t xml:space="preserve"> or more, and for each construction contract terminated for default regardless of contract value. Past performance evaluations may also be prepared for construction contracts below </w:t>
-      </w:r>
-      <w:r>
-        <w:t>$900,000</w:t>
-      </w:r>
-      <w:r>
-        <w:t>.</w:t>
+        <w:t xml:space="preserve"> Past performance evaluations shall be prepared for each construction contract of $900,000 or more, and for each construction contract terminated for default regardless of contract value. Past performance evaluations may also be prepared for construction contracts below $900,000.</w:t>
       </w:r>
     </w:p>
     <w:p xmlns:tce="http://www.TCE.com">
@@ -22491,19 +22467,7 @@
         <w:t>(f)</w:t>
       </w:r>
       <w:r>
-        <w:t xml:space="preserve"> Past performance evaluations shall be prepared for each architect-engineer services contract of </w:t>
-      </w:r>
-      <w:r>
-        <w:t>$45,000</w:t>
-      </w:r>
-      <w:r>
-        <w:t xml:space="preserve"> or more, and for each architect-engineer services contract that is terminated for default regardless of contract value. Past performance evaluations may also be prepared for architect-engineer services contracts below </w:t>
-      </w:r>
-      <w:r>
-        <w:t>$45,000</w:t>
-      </w:r>
-      <w:r>
-        <w:t>.</w:t>
+        <w:t xml:space="preserve"> Past performance evaluations shall be prepared for each architect-engineer services contract of $45,000 or more, and for each architect-engineer services contract that is terminated for default regardless of contract value. Past performance evaluations may also be prepared for architect-engineer services contracts below $45,000.</w:t>
       </w:r>
     </w:p>
     <w:p xmlns:tce="http://www.TCE.com">
@@ -22534,8 +22498,8 @@
           <w:numId w:val="266"/>
         </w:numPr>
       </w:pPr>
-      <w:bookmarkStart w:id="564" w:name="_Tocd19e8790"/>
-      <w:bookmarkStart w:id="563" w:name="_Refd19e8790"/>
+      <w:bookmarkStart w:id="564" w:name="_Tocd19e8764"/>
+      <w:bookmarkStart w:id="563" w:name="_Refd19e8764"/>
       <w:r>
         <w:t/>
       </w:r>
@@ -22592,8 +22556,8 @@
           <w:numId w:val="267"/>
         </w:numPr>
       </w:pPr>
-      <w:bookmarkStart w:id="566" w:name="_Tocd19e8813"/>
-      <w:bookmarkStart w:id="565" w:name="_Refd19e8813"/>
+      <w:bookmarkStart w:id="566" w:name="_Tocd19e8787"/>
+      <w:bookmarkStart w:id="565" w:name="_Refd19e8787"/>
       <w:r>
         <w:t/>
       </w:r>
@@ -22632,7 +22596,7 @@
         <w:rPr>
           <w:color w:val="0000FF"/>
         </w:rPr>
-        <w:instrText xml:space="preserve"> REF _Numd19e8909 \h </w:instrText>
+        <w:instrText xml:space="preserve"> REF _Numd19e8883 \h </w:instrText>
       </w:r>
       <w:r>
         <w:fldChar w:fldCharType="separate"/>
@@ -22662,7 +22626,7 @@
         <w:fldChar w:fldCharType="begin"/>
       </w:r>
       <w:r>
-        <w:instrText xml:space="preserve"> REF _Numd19e9303 \h </w:instrText>
+        <w:instrText xml:space="preserve"> REF _Numd19e9366 \h </w:instrText>
       </w:r>
       <w:r>
         <w:fldChar w:fldCharType="separate"/>
@@ -22689,8 +22653,8 @@
           <w:numId w:val="268"/>
         </w:numPr>
       </w:pPr>
-      <w:bookmarkStart w:id="568" w:name="_Tocd19e8839"/>
-      <w:bookmarkStart w:id="567" w:name="_Refd19e8839"/>
+      <w:bookmarkStart w:id="568" w:name="_Tocd19e8813"/>
+      <w:bookmarkStart w:id="567" w:name="_Refd19e8813"/>
       <w:r>
         <w:t/>
       </w:r>
@@ -22839,7 +22803,7 @@
         <w:rPr>
           <w:color w:val="0000FF"/>
         </w:rPr>
-        <w:instrText xml:space="preserve"> REF _Numd19e8909 \h </w:instrText>
+        <w:instrText xml:space="preserve"> REF _Numd19e8883 \h </w:instrText>
       </w:r>
       <w:r>
         <w:fldChar w:fldCharType="separate"/>
@@ -22870,9 +22834,9 @@
       <w:pPr>
         <w:pStyle w:val="Heading3"/>
       </w:pPr>
-      <w:bookmarkStart w:id="569" w:name="_Numd19e8909"/>
-      <w:bookmarkStart w:id="570" w:name="_Refd19e8909"/>
-      <w:bookmarkStart w:id="571" w:name="_Tocd19e8909"/>
+      <w:bookmarkStart w:id="569" w:name="_Numd19e8883"/>
+      <w:bookmarkStart w:id="570" w:name="_Refd19e8883"/>
+      <w:bookmarkStart w:id="571" w:name="_Tocd19e8883"/>
       <w:r>
         <w:t/>
       </w:r>
@@ -22895,8 +22859,8 @@
           <w:numId w:val="269"/>
         </w:numPr>
       </w:pPr>
-      <w:bookmarkStart w:id="573" w:name="_Tocd19e8916"/>
-      <w:bookmarkStart w:id="572" w:name="_Refd19e8916"/>
+      <w:bookmarkStart w:id="573" w:name="_Tocd19e8892"/>
+      <w:bookmarkStart w:id="572" w:name="_Refd19e8892"/>
       <w:r>
         <w:t/>
       </w:r>
@@ -22916,8 +22880,8 @@
           <w:numId w:val="270"/>
         </w:numPr>
       </w:pPr>
-      <w:bookmarkStart w:id="575" w:name="_Tocd19e8923"/>
-      <w:bookmarkStart w:id="574" w:name="_Refd19e8923"/>
+      <w:bookmarkStart w:id="575" w:name="_Tocd19e8900"/>
+      <w:bookmarkStart w:id="574" w:name="_Refd19e8900"/>
       <w:r>
         <w:t/>
       </w:r>
@@ -22937,8 +22901,8 @@
           <w:numId w:val="271"/>
         </w:numPr>
       </w:pPr>
-      <w:bookmarkStart w:id="577" w:name="_Tocd19e8930"/>
-      <w:bookmarkStart w:id="576" w:name="_Refd19e8930"/>
+      <w:bookmarkStart w:id="577" w:name="_Tocd19e8908"/>
+      <w:bookmarkStart w:id="576" w:name="_Refd19e8908"/>
       <w:r>
         <w:t/>
       </w:r>
@@ -23066,8 +23030,8 @@
           <w:numId w:val="272"/>
         </w:numPr>
       </w:pPr>
-      <w:bookmarkStart w:id="579" w:name="_Tocd19e8970"/>
-      <w:bookmarkStart w:id="578" w:name="_Refd19e8970"/>
+      <w:bookmarkStart w:id="579" w:name="_Tocd19e8956"/>
+      <w:bookmarkStart w:id="578" w:name="_Refd19e8956"/>
       <w:r>
         <w:t/>
       </w:r>
@@ -23106,8 +23070,8 @@
           <w:numId w:val="273"/>
         </w:numPr>
       </w:pPr>
-      <w:bookmarkStart w:id="581" w:name="_Tocd19e8983"/>
-      <w:bookmarkStart w:id="580" w:name="_Refd19e8983"/>
+      <w:bookmarkStart w:id="581" w:name="_Tocd19e8971"/>
+      <w:bookmarkStart w:id="580" w:name="_Refd19e8971"/>
       <w:r>
         <w:t/>
       </w:r>
@@ -23209,7 +23173,7 @@
         <w:fldChar w:fldCharType="begin"/>
       </w:r>
       <w:r>
-        <w:instrText xml:space="preserve"> REF _Numd19e9303 \h </w:instrText>
+        <w:instrText xml:space="preserve"> REF _Numd19e9366 \h </w:instrText>
       </w:r>
       <w:r>
         <w:fldChar w:fldCharType="separate"/>
@@ -23301,7 +23265,7 @@
         <w:fldChar w:fldCharType="begin"/>
       </w:r>
       <w:r>
-        <w:instrText xml:space="preserve"> REF _Numd19e9230 \h </w:instrText>
+        <w:instrText xml:space="preserve"> REF _Numd19e9252 \h </w:instrText>
       </w:r>
       <w:r>
         <w:fldChar w:fldCharType="separate"/>
@@ -23325,7 +23289,7 @@
         <w:fldChar w:fldCharType="begin"/>
       </w:r>
       <w:r>
-        <w:instrText xml:space="preserve"> REF _Numd19e9303 \h </w:instrText>
+        <w:instrText xml:space="preserve"> REF _Numd19e9366 \h </w:instrText>
       </w:r>
       <w:r>
         <w:fldChar w:fldCharType="separate"/>
@@ -23489,7 +23453,7 @@
         <w:rPr>
           <w:color w:val="0000FF"/>
         </w:rPr>
-        <w:instrText xml:space="preserve"> REF _Numd19e8703 \h </w:instrText>
+        <w:instrText xml:space="preserve"> REF _Numd19e8693 \h </w:instrText>
       </w:r>
       <w:r>
         <w:fldChar w:fldCharType="separate"/>
@@ -23552,7 +23516,7 @@
         <w:rPr>
           <w:color w:val="0000FF"/>
         </w:rPr>
-        <w:instrText xml:space="preserve"> REF _Numd19e8909 \h </w:instrText>
+        <w:instrText xml:space="preserve"> REF _Numd19e8883 \h </w:instrText>
       </w:r>
       <w:r>
         <w:fldChar w:fldCharType="separate"/>
@@ -23632,8 +23596,8 @@
           <w:numId w:val="275"/>
         </w:numPr>
       </w:pPr>
-      <w:bookmarkStart w:id="585" w:name="_Tocd19e9136"/>
-      <w:bookmarkStart w:id="584" w:name="_Refd19e9136"/>
+      <w:bookmarkStart w:id="585" w:name="_Tocd19e9145"/>
+      <w:bookmarkStart w:id="584" w:name="_Refd19e9145"/>
       <w:r>
         <w:t/>
       </w:r>
@@ -23653,8 +23617,8 @@
           <w:numId w:val="276"/>
         </w:numPr>
       </w:pPr>
-      <w:bookmarkStart w:id="587" w:name="_Tocd19e9143"/>
-      <w:bookmarkStart w:id="586" w:name="_Refd19e9143"/>
+      <w:bookmarkStart w:id="587" w:name="_Tocd19e9153"/>
+      <w:bookmarkStart w:id="586" w:name="_Refd19e9153"/>
       <w:r>
         <w:t/>
       </w:r>
@@ -23805,7 +23769,7 @@
         <w:rPr>
           <w:color w:val="0000FF"/>
         </w:rPr>
-        <w:instrText xml:space="preserve"> REF _Numd19e8703 \h </w:instrText>
+        <w:instrText xml:space="preserve"> REF _Numd19e8693 \h </w:instrText>
       </w:r>
       <w:r>
         <w:fldChar w:fldCharType="separate"/>
@@ -23924,15 +23888,15 @@
         <w:pStyle w:val="Caption"/>
         <w:keepNext/>
       </w:pPr>
-      <w:bookmarkStart xmlns:tce="http://www.TCE.com" w:id="588" w:name="_Refd19e9230"/>
-      <w:bookmarkStart xmlns:tce="http://www.TCE.com" w:id="589" w:name="_Tocd19e9230"/>
+      <w:bookmarkStart xmlns:tce="http://www.TCE.com" w:id="588" w:name="_Refd19e9252"/>
+      <w:bookmarkStart xmlns:tce="http://www.TCE.com" w:id="589" w:name="_Tocd19e9252"/>
       <w:r>
         <w:t>Table</w:t>
       </w:r>
       <w:r>
         <w:t xml:space="preserve"> </w:t>
       </w:r>
-      <w:bookmarkStart xmlns:tce="http://www.TCE.com" w:id="590" w:name="_Numd19e9230"/>
+      <w:bookmarkStart xmlns:tce="http://www.TCE.com" w:id="590" w:name="_Numd19e9252"/>
       <w:fldSimple w:instr=" SEQ Table \* ARABIC ">
         <w:r>
           <w:rPr>
@@ -24200,15 +24164,15 @@
         <w:pStyle w:val="Caption"/>
         <w:keepNext/>
       </w:pPr>
-      <w:bookmarkStart xmlns:tce="http://www.TCE.com" w:id="591" w:name="_Refd19e9303"/>
-      <w:bookmarkStart xmlns:tce="http://www.TCE.com" w:id="592" w:name="_Tocd19e9303"/>
+      <w:bookmarkStart xmlns:tce="http://www.TCE.com" w:id="591" w:name="_Refd19e9366"/>
+      <w:bookmarkStart xmlns:tce="http://www.TCE.com" w:id="592" w:name="_Tocd19e9366"/>
       <w:r>
         <w:t>Table</w:t>
       </w:r>
       <w:r>
         <w:t xml:space="preserve"> </w:t>
       </w:r>
-      <w:bookmarkStart xmlns:tce="http://www.TCE.com" w:id="593" w:name="_Numd19e9303"/>
+      <w:bookmarkStart xmlns:tce="http://www.TCE.com" w:id="593" w:name="_Numd19e9366"/>
       <w:fldSimple w:instr=" SEQ Table \* ARABIC ">
         <w:r>
           <w:rPr>
@@ -24550,9 +24514,9 @@
       <w:pPr>
         <w:pStyle w:val="Heading3"/>
       </w:pPr>
-      <w:bookmarkStart w:id="594" w:name="_Numd19e9415"/>
-      <w:bookmarkStart w:id="595" w:name="_Refd19e9415"/>
-      <w:bookmarkStart w:id="596" w:name="_Tocd19e9415"/>
+      <w:bookmarkStart w:id="594" w:name="_Numd19e9523"/>
+      <w:bookmarkStart w:id="595" w:name="_Refd19e9523"/>
+      <w:bookmarkStart w:id="596" w:name="_Tocd19e9523"/>
       <w:r>
         <w:t/>
       </w:r>
@@ -24597,9 +24561,9 @@
       <w:pPr>
         <w:pStyle w:val="Heading2"/>
       </w:pPr>
-      <w:bookmarkStart w:id="597" w:name="_Numd19e9443"/>
-      <w:bookmarkStart w:id="598" w:name="_Refd19e9443"/>
-      <w:bookmarkStart w:id="599" w:name="_Tocd19e9443"/>
+      <w:bookmarkStart w:id="597" w:name="_Numd19e9551"/>
+      <w:bookmarkStart w:id="598" w:name="_Refd19e9551"/>
+      <w:bookmarkStart w:id="599" w:name="_Tocd19e9551"/>
       <w:r>
         <w:t/>
       </w:r>
@@ -24618,9 +24582,9 @@
       <w:pPr>
         <w:pStyle w:val="Heading3"/>
       </w:pPr>
-      <w:bookmarkStart w:id="600" w:name="_Numd19e9456"/>
-      <w:bookmarkStart w:id="601" w:name="_Refd19e9456"/>
-      <w:bookmarkStart w:id="602" w:name="_Tocd19e9456"/>
+      <w:bookmarkStart w:id="600" w:name="_Numd19e9564"/>
+      <w:bookmarkStart w:id="601" w:name="_Refd19e9564"/>
+      <w:bookmarkStart w:id="602" w:name="_Tocd19e9564"/>
       <w:r>
         <w:t/>
       </w:r>
@@ -24658,9 +24622,9 @@
       <w:pPr>
         <w:pStyle w:val="Heading2"/>
       </w:pPr>
-      <w:bookmarkStart w:id="603" w:name="_Numd19e9479"/>
-      <w:bookmarkStart w:id="604" w:name="_Refd19e9479"/>
-      <w:bookmarkStart w:id="605" w:name="_Tocd19e9479"/>
+      <w:bookmarkStart w:id="603" w:name="_Numd19e9587"/>
+      <w:bookmarkStart w:id="604" w:name="_Refd19e9587"/>
+      <w:bookmarkStart w:id="605" w:name="_Tocd19e9587"/>
       <w:r>
         <w:t/>
       </w:r>
@@ -24679,9 +24643,9 @@
       <w:pPr>
         <w:pStyle w:val="Heading3"/>
       </w:pPr>
-      <w:bookmarkStart w:id="606" w:name="_Numd19e9492"/>
-      <w:bookmarkStart w:id="607" w:name="_Refd19e9492"/>
-      <w:bookmarkStart w:id="608" w:name="_Tocd19e9492"/>
+      <w:bookmarkStart w:id="606" w:name="_Numd19e9600"/>
+      <w:bookmarkStart w:id="607" w:name="_Refd19e9600"/>
+      <w:bookmarkStart w:id="608" w:name="_Tocd19e9600"/>
       <w:r>
         <w:t/>
       </w:r>
@@ -24704,8 +24668,8 @@
           <w:numId w:val="277"/>
         </w:numPr>
       </w:pPr>
-      <w:bookmarkStart w:id="610" w:name="_Tocd19e9501"/>
-      <w:bookmarkStart w:id="609" w:name="_Refd19e9501"/>
+      <w:bookmarkStart w:id="610" w:name="_Tocd19e9609"/>
+      <w:bookmarkStart w:id="609" w:name="_Refd19e9609"/>
       <w:r>
         <w:t/>
       </w:r>
@@ -25016,7 +24980,7 @@
         <w:rPr>
           <w:noProof/>
         </w:rPr>
-        <w:t>5302.101   Definitions</w:t>
+        <w:t>Heading 3</w:t>
       </w:r>
     </w:fldSimple>
   </w:p>
@@ -44078,7 +44042,7 @@
   <w:style w:type="paragraph" w:default="1" w:styleId="Normal">
     <w:name w:val="Normal"/>
     <w:qFormat/>
-    <w:rsid w:val="00792F9E"/>
+    <w:rsid w:val="0035396F"/>
     <w:rPr>
       <w:rFonts w:ascii="Times New Roman" w:hAnsi="Times New Roman"/>
     </w:rPr>
@@ -44195,67 +44159,42 @@
   </w:style>
   <w:style w:type="paragraph" w:styleId="Heading6">
     <w:name w:val="heading 6"/>
-    <w:basedOn w:val="Normal"/>
+    <w:basedOn w:val="Heading4"/>
     <w:next w:val="BodyText"/>
     <w:link w:val="Heading6Char"/>
     <w:uiPriority w:val="9"/>
     <w:unhideWhenUsed/>
     <w:qFormat/>
-    <w:rsid w:val="00D068E1"/>
+    <w:rsid w:val="002D4362"/>
     <w:pPr>
-      <w:keepNext/>
-      <w:keepLines/>
-      <w:spacing w:before="40"/>
       <w:outlineLvl w:val="5"/>
     </w:pPr>
-    <w:rPr>
-      <w:rFonts w:eastAsiaTheme="majorEastAsia" w:cstheme="majorBidi"/>
-      <w:color w:val="1F3763" w:themeColor="accent1" w:themeShade="7F"/>
-    </w:rPr>
   </w:style>
   <w:style w:type="paragraph" w:styleId="Heading7">
     <w:name w:val="heading 7"/>
-    <w:basedOn w:val="Normal"/>
+    <w:basedOn w:val="Heading6"/>
     <w:next w:val="BodyText"/>
     <w:link w:val="Heading7Char"/>
     <w:uiPriority w:val="9"/>
     <w:unhideWhenUsed/>
     <w:qFormat/>
-    <w:rsid w:val="005043CB"/>
+    <w:rsid w:val="002D4362"/>
     <w:pPr>
-      <w:keepNext/>
-      <w:keepLines/>
-      <w:spacing w:before="40"/>
       <w:outlineLvl w:val="6"/>
     </w:pPr>
-    <w:rPr>
-      <w:rFonts w:asciiTheme="majorHAnsi" w:eastAsiaTheme="majorEastAsia" w:hAnsiTheme="majorHAnsi" w:cstheme="majorBidi"/>
-      <w:i/>
-      <w:iCs/>
-      <w:color w:val="1F3763" w:themeColor="accent1" w:themeShade="7F"/>
-    </w:rPr>
   </w:style>
   <w:style w:type="paragraph" w:styleId="Heading8">
     <w:name w:val="heading 8"/>
-    <w:basedOn w:val="Normal"/>
+    <w:basedOn w:val="Heading7"/>
     <w:next w:val="BodyText"/>
     <w:link w:val="Heading8Char"/>
     <w:uiPriority w:val="9"/>
     <w:unhideWhenUsed/>
     <w:qFormat/>
-    <w:rsid w:val="005043CB"/>
+    <w:rsid w:val="002D4362"/>
     <w:pPr>
-      <w:keepNext/>
-      <w:keepLines/>
-      <w:spacing w:before="40"/>
       <w:outlineLvl w:val="7"/>
     </w:pPr>
-    <w:rPr>
-      <w:rFonts w:asciiTheme="majorHAnsi" w:eastAsiaTheme="majorEastAsia" w:hAnsiTheme="majorHAnsi" w:cstheme="majorBidi"/>
-      <w:color w:val="272727" w:themeColor="text1" w:themeTint="D8"/>
-      <w:sz w:val="21"/>
-      <w:szCs w:val="21"/>
-    </w:rPr>
   </w:style>
   <w:style w:type="paragraph" w:styleId="Heading9">
     <w:name w:val="heading 9"/>
@@ -44506,10 +44445,11 @@
     <w:basedOn w:val="DefaultParagraphFont"/>
     <w:link w:val="Heading6"/>
     <w:uiPriority w:val="9"/>
-    <w:rsid w:val="00D068E1"/>
+    <w:rsid w:val="002D4362"/>
     <w:rPr>
       <w:rFonts w:ascii="Times New Roman" w:eastAsiaTheme="majorEastAsia" w:hAnsi="Times New Roman" w:cstheme="majorBidi"/>
-      <w:color w:val="1F3763" w:themeColor="accent1" w:themeShade="7F"/>
+      <w:b/>
+      <w:iCs/>
     </w:rPr>
   </w:style>
   <w:style w:type="character" w:customStyle="1" w:styleId="Heading7Char">
@@ -44517,12 +44457,11 @@
     <w:basedOn w:val="DefaultParagraphFont"/>
     <w:link w:val="Heading7"/>
     <w:uiPriority w:val="9"/>
-    <w:rsid w:val="005043CB"/>
+    <w:rsid w:val="002D4362"/>
     <w:rPr>
-      <w:rFonts w:asciiTheme="majorHAnsi" w:eastAsiaTheme="majorEastAsia" w:hAnsiTheme="majorHAnsi" w:cstheme="majorBidi"/>
-      <w:i/>
+      <w:rFonts w:ascii="Times New Roman" w:eastAsiaTheme="majorEastAsia" w:hAnsi="Times New Roman" w:cstheme="majorBidi"/>
+      <w:b/>
       <w:iCs/>
-      <w:color w:val="1F3763" w:themeColor="accent1" w:themeShade="7F"/>
     </w:rPr>
   </w:style>
   <w:style w:type="character" w:customStyle="1" w:styleId="Heading8Char">
@@ -44530,12 +44469,11 @@
     <w:basedOn w:val="DefaultParagraphFont"/>
     <w:link w:val="Heading8"/>
     <w:uiPriority w:val="9"/>
-    <w:rsid w:val="005043CB"/>
+    <w:rsid w:val="002D4362"/>
     <w:rPr>
-      <w:rFonts w:asciiTheme="majorHAnsi" w:eastAsiaTheme="majorEastAsia" w:hAnsiTheme="majorHAnsi" w:cstheme="majorBidi"/>
-      <w:color w:val="272727" w:themeColor="text1" w:themeTint="D8"/>
-      <w:sz w:val="21"/>
-      <w:szCs w:val="21"/>
+      <w:rFonts w:ascii="Times New Roman" w:eastAsiaTheme="majorEastAsia" w:hAnsi="Times New Roman" w:cstheme="majorBidi"/>
+      <w:b/>
+      <w:iCs/>
     </w:rPr>
   </w:style>
   <w:style w:type="character" w:customStyle="1" w:styleId="Heading9Char">
